--- a/Cài service.docx
+++ b/Cài service.docx
@@ -8,1453 +8,1668 @@
           <w:rFonts w:hint="default"/>
           <w:sz w:val="24"/>
           <w:szCs w:val="24"/>
-        </w:rPr>
-      </w:pPr>
-      <w:r>
-        <w:rPr>
-          <w:rFonts w:hint="default"/>
-          <w:sz w:val="24"/>
-          <w:szCs w:val="24"/>
-          <w:lang w:val="en-US"/>
-        </w:rPr>
-        <w:t xml:space="preserve">- </w:t>
-      </w:r>
-      <w:r>
-        <w:rPr>
-          <w:rFonts w:hint="default"/>
-          <w:sz w:val="24"/>
-          <w:szCs w:val="24"/>
-        </w:rPr>
-        <w:t>Bước 1: Cài đặt Java Development Kit (JDK)</w:t>
-      </w:r>
-    </w:p>
-    <w:p>
-      <w:pPr>
-        <w:ind w:firstLine="720" w:firstLineChars="0"/>
-        <w:rPr>
-          <w:rFonts w:hint="default"/>
-          <w:sz w:val="24"/>
-          <w:szCs w:val="24"/>
-        </w:rPr>
-      </w:pPr>
-      <w:r>
-        <w:rPr>
-          <w:rFonts w:hint="default"/>
-          <w:sz w:val="24"/>
-          <w:szCs w:val="24"/>
-        </w:rPr>
-        <w:t>Eclipse được viết bằng Java và cần JDK để biên dịch code của bạn.</w:t>
-      </w:r>
-    </w:p>
-    <w:p>
-      <w:pPr>
-        <w:ind w:firstLine="720" w:firstLineChars="0"/>
-        <w:rPr>
-          <w:rFonts w:hint="default"/>
-          <w:sz w:val="24"/>
-          <w:szCs w:val="24"/>
-        </w:rPr>
-      </w:pPr>
-      <w:r>
-        <w:rPr>
-          <w:rFonts w:hint="default"/>
-          <w:sz w:val="24"/>
-          <w:szCs w:val="24"/>
-        </w:rPr>
-        <w:t>Bạn nên tải bản JDK 17 hoặc JDK 21 (đây là các bản Long Term Support ổn định và tương thích tốt nhất với Spring Boot/gRPC hiện nay).</w:t>
-      </w:r>
-    </w:p>
-    <w:p>
-      <w:pPr>
-        <w:ind w:firstLine="720" w:firstLineChars="0"/>
-        <w:rPr>
-          <w:rFonts w:hint="default"/>
-          <w:sz w:val="24"/>
-          <w:szCs w:val="24"/>
-        </w:rPr>
-      </w:pPr>
-      <w:r>
-        <w:rPr>
-          <w:rFonts w:hint="default"/>
-          <w:sz w:val="24"/>
-          <w:szCs w:val="24"/>
-        </w:rPr>
-        <w:t>Tải tại trang web của Adoptium (Eclipse Temurin) hoặc Oracle.</w:t>
-      </w:r>
-    </w:p>
-    <w:p>
-      <w:pPr>
-        <w:rPr>
-          <w:rFonts w:hint="default"/>
-          <w:sz w:val="24"/>
-          <w:szCs w:val="24"/>
-        </w:rPr>
-      </w:pPr>
-    </w:p>
-    <w:p>
-      <w:pPr>
-        <w:rPr>
-          <w:rFonts w:hint="default"/>
-          <w:sz w:val="24"/>
-          <w:szCs w:val="24"/>
-        </w:rPr>
-      </w:pPr>
-      <w:r>
-        <w:rPr>
-          <w:rFonts w:hint="default"/>
-          <w:sz w:val="24"/>
-          <w:szCs w:val="24"/>
-          <w:lang w:val="en-US"/>
-        </w:rPr>
-        <w:t xml:space="preserve">- </w:t>
-      </w:r>
-      <w:r>
-        <w:rPr>
-          <w:rFonts w:hint="default"/>
-          <w:sz w:val="24"/>
-          <w:szCs w:val="24"/>
-        </w:rPr>
-        <w:t>Bước 2: Tải và cài đặt Eclipse</w:t>
-      </w:r>
-    </w:p>
-    <w:p>
-      <w:pPr>
-        <w:ind w:firstLine="720" w:firstLineChars="0"/>
-        <w:rPr>
-          <w:rFonts w:hint="default"/>
-          <w:sz w:val="24"/>
-          <w:szCs w:val="24"/>
-        </w:rPr>
-      </w:pPr>
-      <w:r>
-        <w:rPr>
-          <w:rFonts w:hint="default"/>
-          <w:sz w:val="24"/>
-          <w:szCs w:val="24"/>
-        </w:rPr>
-        <w:t>Truy cập trang chủ tải xuống của Eclipse (eclipse.org/downloads).</w:t>
-      </w:r>
-    </w:p>
-    <w:p>
-      <w:pPr>
-        <w:ind w:firstLine="720" w:firstLineChars="0"/>
-        <w:rPr>
-          <w:rFonts w:hint="default"/>
-          <w:sz w:val="24"/>
-          <w:szCs w:val="24"/>
-        </w:rPr>
-      </w:pPr>
-      <w:r>
-        <w:rPr>
-          <w:rFonts w:hint="default"/>
-          <w:sz w:val="24"/>
-          <w:szCs w:val="24"/>
-        </w:rPr>
-        <w:t>Tải bộ cài Eclipse Installer.</w:t>
-      </w:r>
-    </w:p>
-    <w:p>
-      <w:pPr>
-        <w:ind w:firstLine="720" w:firstLineChars="0"/>
-        <w:rPr>
-          <w:rFonts w:hint="default"/>
-          <w:sz w:val="24"/>
-          <w:szCs w:val="24"/>
-          <w:lang w:val="en-US"/>
-        </w:rPr>
-      </w:pPr>
-      <w:r>
-        <w:rPr>
-          <w:rFonts w:hint="default"/>
-          <w:sz w:val="24"/>
-          <w:szCs w:val="24"/>
-        </w:rPr>
-        <w:t>Khi mở Installer, hãy chọn phiên bản: "Eclipse IDE for Enterprise Java and Web Developers"</w:t>
-      </w:r>
-      <w:r>
-        <w:rPr>
-          <w:rFonts w:hint="default"/>
-          <w:sz w:val="24"/>
-          <w:szCs w:val="24"/>
-          <w:lang w:val="en-US"/>
-        </w:rPr>
-        <w:t xml:space="preserve"> (không nên tải bản cơ bản).</w:t>
-      </w:r>
-    </w:p>
-    <w:p>
-      <w:pPr>
-        <w:ind w:firstLine="720" w:firstLineChars="0"/>
-        <w:rPr>
-          <w:rFonts w:hint="default"/>
-          <w:sz w:val="24"/>
-          <w:szCs w:val="24"/>
-        </w:rPr>
-      </w:pPr>
-      <w:r>
-        <w:rPr>
-          <w:rFonts w:hint="default"/>
-          <w:sz w:val="24"/>
-          <w:szCs w:val="24"/>
-        </w:rPr>
-        <w:t>Chọn thư mục cài đặt và nhấn Install.</w:t>
-      </w:r>
-    </w:p>
-    <w:p>
-      <w:pPr>
-        <w:rPr>
-          <w:rFonts w:hint="default"/>
-          <w:sz w:val="24"/>
-          <w:szCs w:val="24"/>
-        </w:rPr>
-      </w:pPr>
-    </w:p>
-    <w:p>
-      <w:pPr>
-        <w:rPr>
-          <w:rFonts w:hint="default"/>
-          <w:sz w:val="24"/>
-          <w:szCs w:val="24"/>
-        </w:rPr>
-      </w:pPr>
-      <w:r>
-        <w:rPr>
-          <w:rFonts w:hint="default"/>
-          <w:sz w:val="24"/>
-          <w:szCs w:val="24"/>
-          <w:lang w:val="en-US"/>
-        </w:rPr>
-        <w:t xml:space="preserve">- </w:t>
-      </w:r>
-      <w:r>
-        <w:rPr>
-          <w:rFonts w:hint="default"/>
-          <w:sz w:val="24"/>
-          <w:szCs w:val="24"/>
-        </w:rPr>
-        <w:t xml:space="preserve">Bước </w:t>
-      </w:r>
-      <w:r>
-        <w:rPr>
-          <w:rFonts w:hint="default"/>
-          <w:sz w:val="24"/>
-          <w:szCs w:val="24"/>
-          <w:lang w:val="en-US"/>
-        </w:rPr>
-        <w:t>3</w:t>
-      </w:r>
-      <w:r>
-        <w:rPr>
-          <w:rFonts w:hint="default"/>
-          <w:sz w:val="24"/>
-          <w:szCs w:val="24"/>
-        </w:rPr>
-        <w:t>: Khởi tạo Project trong Eclipse</w:t>
-      </w:r>
-    </w:p>
-    <w:p>
-      <w:pPr>
-        <w:ind w:firstLine="720" w:firstLineChars="0"/>
-        <w:rPr>
-          <w:rFonts w:hint="default"/>
-          <w:sz w:val="24"/>
-          <w:szCs w:val="24"/>
-        </w:rPr>
-      </w:pPr>
-      <w:r>
-        <w:rPr>
-          <w:rFonts w:hint="default"/>
-          <w:sz w:val="24"/>
-          <w:szCs w:val="24"/>
-        </w:rPr>
-        <w:t>Vào File &gt; New &gt; Other...</w:t>
-      </w:r>
-    </w:p>
-    <w:p>
-      <w:pPr>
-        <w:ind w:firstLine="720" w:firstLineChars="0"/>
-        <w:rPr>
-          <w:rFonts w:hint="default"/>
-          <w:sz w:val="24"/>
-          <w:szCs w:val="24"/>
-        </w:rPr>
-      </w:pPr>
-      <w:r>
-        <w:rPr>
-          <w:rFonts w:hint="default"/>
-          <w:sz w:val="24"/>
-          <w:szCs w:val="24"/>
-        </w:rPr>
-        <w:t>Gõ Maven vào ô tìm kiếm, chọn Maven Project và nhấn Next.</w:t>
-      </w:r>
-    </w:p>
-    <w:p>
-      <w:pPr>
-        <w:ind w:firstLine="720" w:firstLineChars="0"/>
-        <w:rPr>
-          <w:rFonts w:hint="default"/>
-          <w:sz w:val="24"/>
-          <w:szCs w:val="24"/>
-        </w:rPr>
-      </w:pPr>
-      <w:r>
-        <w:rPr>
-          <w:rFonts w:hint="default"/>
-          <w:sz w:val="24"/>
-          <w:szCs w:val="24"/>
-        </w:rPr>
-        <w:t>Tích vào ô Create a simple project (skip archetype selection) &gt; Next.</w:t>
-      </w:r>
-    </w:p>
-    <w:p>
-      <w:pPr>
-        <w:ind w:firstLine="720" w:firstLineChars="0"/>
-        <w:rPr>
-          <w:rFonts w:hint="default"/>
-          <w:sz w:val="24"/>
-          <w:szCs w:val="24"/>
-        </w:rPr>
-      </w:pPr>
-      <w:r>
-        <w:rPr>
-          <w:rFonts w:hint="default"/>
-          <w:sz w:val="24"/>
-          <w:szCs w:val="24"/>
-        </w:rPr>
-        <w:t>Ở phần Group Id nhập com.ptit (hoặc tên tùy ý), Artifact Id nhập rest-api-client &gt; Nhấn Finish.</w:t>
-      </w:r>
-    </w:p>
-    <w:p>
-      <w:pPr>
-        <w:ind w:firstLine="720" w:firstLineChars="0"/>
-        <w:rPr>
-          <w:rFonts w:hint="default"/>
-          <w:sz w:val="24"/>
-          <w:szCs w:val="24"/>
-        </w:rPr>
-      </w:pPr>
-    </w:p>
-    <w:p>
-      <w:pPr>
-        <w:ind w:firstLine="720" w:firstLineChars="0"/>
-        <w:rPr>
-          <w:rFonts w:hint="default"/>
-          <w:sz w:val="24"/>
-          <w:szCs w:val="24"/>
-        </w:rPr>
-      </w:pPr>
-    </w:p>
-    <w:p>
-      <w:pPr>
-        <w:rPr>
-          <w:rFonts w:hint="default"/>
-          <w:sz w:val="24"/>
-          <w:szCs w:val="24"/>
-          <w:lang w:val="en-US"/>
-        </w:rPr>
-      </w:pPr>
-      <w:r>
-        <w:rPr>
-          <w:rFonts w:hint="default"/>
-          <w:sz w:val="24"/>
-          <w:szCs w:val="24"/>
-          <w:lang w:val="en-US"/>
-        </w:rPr>
-        <w:t>- Bước 4: Cách chỉnh Java 8 (1.8) sang Java mới nhất</w:t>
-      </w:r>
-    </w:p>
-    <w:p>
-      <w:pPr>
-        <w:ind w:firstLine="720" w:firstLineChars="0"/>
-        <w:rPr>
-          <w:rFonts w:hint="default"/>
-          <w:sz w:val="24"/>
-          <w:szCs w:val="24"/>
-        </w:rPr>
-      </w:pPr>
-      <w:r>
-        <w:rPr>
-          <w:rFonts w:hint="default"/>
-          <w:sz w:val="24"/>
-          <w:szCs w:val="24"/>
-        </w:rPr>
-        <w:t>Chuột phải vào project rest-api-client ở cột bên trái &gt; chọn Properties (nằm ở dưới cùng).</w:t>
-      </w:r>
-    </w:p>
-    <w:p>
-      <w:pPr>
-        <w:ind w:firstLine="720" w:firstLineChars="0"/>
-        <w:rPr>
-          <w:rFonts w:hint="default"/>
-          <w:sz w:val="24"/>
-          <w:szCs w:val="24"/>
-        </w:rPr>
-      </w:pPr>
-      <w:r>
-        <w:rPr>
-          <w:rFonts w:hint="default"/>
-          <w:sz w:val="24"/>
-          <w:szCs w:val="24"/>
-        </w:rPr>
-        <w:t>Ở cửa sổ hiện ra, nhìn menu bên trái chọn Java Build Path &gt; nhìn sang phải chọn tab Libraries.</w:t>
-      </w:r>
-    </w:p>
-    <w:p>
-      <w:pPr>
-        <w:ind w:firstLine="720" w:firstLineChars="0"/>
-        <w:rPr>
-          <w:rFonts w:hint="default"/>
-          <w:sz w:val="24"/>
-          <w:szCs w:val="24"/>
-        </w:rPr>
-      </w:pPr>
-      <w:r>
-        <w:rPr>
-          <w:rFonts w:hint="default"/>
-          <w:sz w:val="24"/>
-          <w:szCs w:val="24"/>
-        </w:rPr>
-        <w:t>Click chọn vào dòng JRE System Library [JavaSE-1.8] &gt; nhấn nút Edit... ở cột ngoài cùng bên phải.</w:t>
-      </w:r>
-    </w:p>
-    <w:p>
-      <w:pPr>
-        <w:ind w:firstLine="720" w:firstLineChars="0"/>
-        <w:rPr>
-          <w:rFonts w:hint="default"/>
-          <w:sz w:val="24"/>
-          <w:szCs w:val="24"/>
-        </w:rPr>
-      </w:pPr>
-      <w:r>
-        <w:rPr>
-          <w:rFonts w:hint="default"/>
-          <w:sz w:val="24"/>
-          <w:szCs w:val="24"/>
-        </w:rPr>
-        <w:t>Tích chọn Alternate JRE &gt; bấm nút Installed JREs... &gt; Add... &gt; Standard VM và trỏ thư mục đến nơi bạn cài đặt JDK 11, 17 hoặc bản mới hơn trên máy tính. (Nếu mục Workspace default JRE của bạn đã là bản 11+ thì chỉ cần chọn nó là xong).</w:t>
-      </w:r>
-    </w:p>
-    <w:p>
-      <w:pPr>
-        <w:ind w:firstLine="720" w:firstLineChars="0"/>
-        <w:rPr>
-          <w:rFonts w:hint="default"/>
-          <w:sz w:val="24"/>
-          <w:szCs w:val="24"/>
-        </w:rPr>
-      </w:pPr>
-      <w:r>
-        <w:rPr>
-          <w:rFonts w:hint="default"/>
-          <w:sz w:val="24"/>
-          <w:szCs w:val="24"/>
-        </w:rPr>
-        <w:t>Nhấn Finish &gt; Apply and Close.</w:t>
-      </w:r>
-    </w:p>
-    <w:p>
-      <w:pPr>
-        <w:ind w:firstLine="720" w:firstLineChars="0"/>
-        <w:rPr>
-          <w:rFonts w:hint="default"/>
-          <w:sz w:val="24"/>
-          <w:szCs w:val="24"/>
-        </w:rPr>
-      </w:pPr>
-      <w:r>
-        <w:rPr>
-          <w:rFonts w:hint="default"/>
-          <w:sz w:val="24"/>
-          <w:szCs w:val="24"/>
-        </w:rPr>
-        <w:t>Cuối cùng, vẫn trong cửa sổ Properties, bạn tìm mục Java Compiler ở menu trái &gt; đảm bảo dòng Compiler compliance level được set bằng với phiên bản Java bạn vừa chọn (ví dụ: 17). &gt; Nhấn Apply and Close.</w:t>
-      </w:r>
-    </w:p>
-    <w:p>
-      <w:pPr>
-        <w:rPr>
-          <w:rFonts w:hint="default"/>
-          <w:sz w:val="24"/>
-          <w:szCs w:val="24"/>
-        </w:rPr>
-      </w:pPr>
-    </w:p>
-    <w:p>
-      <w:pPr>
-        <w:rPr>
-          <w:rFonts w:hint="default"/>
-          <w:sz w:val="24"/>
-          <w:szCs w:val="24"/>
-        </w:rPr>
-      </w:pPr>
-      <w:r>
-        <w:rPr>
-          <w:rFonts w:hint="default"/>
-          <w:sz w:val="24"/>
-          <w:szCs w:val="24"/>
-          <w:lang w:val="en-US"/>
-        </w:rPr>
-        <w:t xml:space="preserve">- </w:t>
-      </w:r>
-      <w:r>
-        <w:rPr>
-          <w:rFonts w:hint="default"/>
-          <w:sz w:val="24"/>
-          <w:szCs w:val="24"/>
-        </w:rPr>
-        <w:t xml:space="preserve">Bước </w:t>
-      </w:r>
-      <w:r>
-        <w:rPr>
-          <w:rFonts w:hint="default"/>
-          <w:sz w:val="24"/>
-          <w:szCs w:val="24"/>
-          <w:lang w:val="en-US"/>
-        </w:rPr>
-        <w:t>5</w:t>
-      </w:r>
-      <w:r>
-        <w:rPr>
-          <w:rFonts w:hint="default"/>
-          <w:sz w:val="24"/>
-          <w:szCs w:val="24"/>
-        </w:rPr>
-        <w:t>: Thêm thư viện xử lý JSON (pom.xml)</w:t>
-      </w:r>
-    </w:p>
-    <w:p>
-      <w:pPr>
-        <w:ind w:firstLine="720" w:firstLineChars="0"/>
-        <w:rPr>
-          <w:rFonts w:hint="default"/>
-          <w:sz w:val="24"/>
-          <w:szCs w:val="24"/>
-        </w:rPr>
-      </w:pPr>
-      <w:r>
-        <w:rPr>
-          <w:rFonts w:hint="default"/>
-          <w:sz w:val="24"/>
-          <w:szCs w:val="24"/>
-        </w:rPr>
-        <w:t>Click đúp mở file pom.xml.</w:t>
-      </w:r>
-    </w:p>
-    <w:p>
-      <w:pPr>
-        <w:ind w:firstLine="720" w:firstLineChars="0"/>
-        <w:rPr>
-          <w:rFonts w:hint="default"/>
-          <w:sz w:val="24"/>
-          <w:szCs w:val="24"/>
-        </w:rPr>
-      </w:pPr>
-      <w:r>
-        <w:rPr>
-          <w:rFonts w:hint="default"/>
-          <w:sz w:val="24"/>
-          <w:szCs w:val="24"/>
-        </w:rPr>
-        <w:t>Thêm đoạn code sau vào trước thẻ đóng &lt;/project&gt;:</w:t>
-      </w:r>
-    </w:p>
-    <w:p>
-      <w:pPr>
-        <w:ind w:firstLine="720" w:firstLineChars="0"/>
-        <w:rPr>
-          <w:rFonts w:hint="default"/>
-          <w:sz w:val="24"/>
-          <w:szCs w:val="24"/>
-        </w:rPr>
-      </w:pPr>
-      <w:r>
-        <w:rPr>
-          <w:rFonts w:hint="default"/>
-          <w:sz w:val="24"/>
-          <w:szCs w:val="24"/>
-        </w:rPr>
-        <w:t>&lt;project xmlns="http://maven.apache.org/POM/4.0.0"</w:t>
-      </w:r>
-    </w:p>
-    <w:p>
-      <w:pPr>
-        <w:ind w:firstLine="720" w:firstLineChars="0"/>
-        <w:rPr>
-          <w:rFonts w:hint="default"/>
-          <w:sz w:val="24"/>
-          <w:szCs w:val="24"/>
-        </w:rPr>
-      </w:pPr>
-      <w:r>
-        <w:rPr>
-          <w:rFonts w:hint="default"/>
-          <w:sz w:val="24"/>
-          <w:szCs w:val="24"/>
-        </w:rPr>
-        <w:t>xmlns:xsi="http://www.w3.org/2001/XMLSchema-instance"</w:t>
-      </w:r>
-    </w:p>
-    <w:p>
-      <w:pPr>
-        <w:ind w:firstLine="720" w:firstLineChars="0"/>
-        <w:rPr>
-          <w:rFonts w:hint="default"/>
-          <w:sz w:val="24"/>
-          <w:szCs w:val="24"/>
-        </w:rPr>
-      </w:pPr>
-      <w:r>
-        <w:rPr>
-          <w:rFonts w:hint="default"/>
-          <w:sz w:val="24"/>
-          <w:szCs w:val="24"/>
-        </w:rPr>
-        <w:t>xsi:schemaLocation="http://maven.apache.org/POM/4.0.0</w:t>
-      </w:r>
-    </w:p>
-    <w:p>
-      <w:pPr>
-        <w:ind w:firstLine="720" w:firstLineChars="0"/>
-        <w:rPr>
-          <w:rFonts w:hint="default"/>
-          <w:sz w:val="24"/>
-          <w:szCs w:val="24"/>
-        </w:rPr>
-      </w:pPr>
-      <w:r>
-        <w:rPr>
-          <w:rFonts w:hint="default"/>
-          <w:sz w:val="24"/>
-          <w:szCs w:val="24"/>
-        </w:rPr>
-        <w:t>https://maven.apache.org/xsd/maven-4.0.0.xsd"&gt;</w:t>
-      </w:r>
-    </w:p>
-    <w:p>
-      <w:pPr>
-        <w:ind w:firstLine="720" w:firstLineChars="0"/>
-        <w:rPr>
-          <w:rFonts w:hint="default"/>
-          <w:sz w:val="24"/>
-          <w:szCs w:val="24"/>
-        </w:rPr>
-      </w:pPr>
-    </w:p>
-    <w:p>
-      <w:pPr>
-        <w:ind w:firstLine="720" w:firstLineChars="0"/>
-        <w:rPr>
-          <w:rFonts w:hint="default"/>
-          <w:sz w:val="24"/>
-          <w:szCs w:val="24"/>
-        </w:rPr>
-      </w:pPr>
-      <w:r>
-        <w:rPr>
-          <w:rFonts w:hint="default"/>
-          <w:sz w:val="24"/>
-          <w:szCs w:val="24"/>
-        </w:rPr>
-        <w:t>&lt;modelVersion&gt;4.0.0&lt;/modelVersion&gt;</w:t>
-      </w:r>
-    </w:p>
-    <w:p>
-      <w:pPr>
-        <w:ind w:firstLine="720" w:firstLineChars="0"/>
-        <w:rPr>
-          <w:rFonts w:hint="default"/>
-          <w:sz w:val="24"/>
-          <w:szCs w:val="24"/>
-        </w:rPr>
-      </w:pPr>
-    </w:p>
-    <w:p>
-      <w:pPr>
-        <w:ind w:firstLine="720" w:firstLineChars="0"/>
-        <w:rPr>
-          <w:rFonts w:hint="default"/>
-          <w:sz w:val="24"/>
-          <w:szCs w:val="24"/>
-        </w:rPr>
-      </w:pPr>
-      <w:r>
-        <w:rPr>
-          <w:rFonts w:hint="default"/>
-          <w:sz w:val="24"/>
-          <w:szCs w:val="24"/>
-        </w:rPr>
-        <w:t>&lt;groupId&gt;com.ptit&lt;/groupId&gt;</w:t>
-      </w:r>
-    </w:p>
-    <w:p>
-      <w:pPr>
-        <w:ind w:firstLine="720" w:firstLineChars="0"/>
-        <w:rPr>
-          <w:rFonts w:hint="default"/>
-          <w:sz w:val="24"/>
-          <w:szCs w:val="24"/>
-        </w:rPr>
-      </w:pPr>
-      <w:r>
-        <w:rPr>
-          <w:rFonts w:hint="default"/>
-          <w:sz w:val="24"/>
-          <w:szCs w:val="24"/>
-        </w:rPr>
-        <w:t>&lt;artifactId&gt;rest-api-client&lt;/artifactId&gt;</w:t>
-      </w:r>
-    </w:p>
-    <w:p>
-      <w:pPr>
-        <w:ind w:firstLine="720" w:firstLineChars="0"/>
-        <w:rPr>
-          <w:rFonts w:hint="default"/>
-          <w:sz w:val="24"/>
-          <w:szCs w:val="24"/>
-        </w:rPr>
-      </w:pPr>
-      <w:r>
-        <w:rPr>
-          <w:rFonts w:hint="default"/>
-          <w:sz w:val="24"/>
-          <w:szCs w:val="24"/>
-        </w:rPr>
-        <w:t>&lt;version&gt;1.0&lt;/version&gt;</w:t>
-      </w:r>
-    </w:p>
-    <w:p>
-      <w:pPr>
-        <w:ind w:firstLine="720" w:firstLineChars="0"/>
-        <w:rPr>
-          <w:rFonts w:hint="default"/>
-          <w:sz w:val="24"/>
-          <w:szCs w:val="24"/>
-        </w:rPr>
-      </w:pPr>
-    </w:p>
-    <w:p>
-      <w:pPr>
-        <w:ind w:firstLine="720" w:firstLineChars="0"/>
-        <w:rPr>
-          <w:rFonts w:hint="default"/>
-          <w:sz w:val="24"/>
-          <w:szCs w:val="24"/>
-        </w:rPr>
-      </w:pPr>
-      <w:r>
-        <w:rPr>
-          <w:rFonts w:hint="default"/>
-          <w:sz w:val="24"/>
-          <w:szCs w:val="24"/>
-        </w:rPr>
-        <w:t>&lt;properties&gt;</w:t>
-      </w:r>
-    </w:p>
-    <w:p>
-      <w:pPr>
-        <w:ind w:firstLine="720" w:firstLineChars="0"/>
-        <w:rPr>
-          <w:rFonts w:hint="default"/>
-          <w:sz w:val="24"/>
-          <w:szCs w:val="24"/>
-        </w:rPr>
-      </w:pPr>
-      <w:r>
-        <w:rPr>
-          <w:rFonts w:hint="default"/>
-          <w:sz w:val="24"/>
-          <w:szCs w:val="24"/>
-        </w:rPr>
-        <w:t>&lt;maven.compiler.source&gt;17&lt;/maven.compiler.source&gt;</w:t>
-      </w:r>
-    </w:p>
-    <w:p>
-      <w:pPr>
-        <w:ind w:firstLine="720" w:firstLineChars="0"/>
-        <w:rPr>
-          <w:rFonts w:hint="default"/>
-          <w:sz w:val="24"/>
-          <w:szCs w:val="24"/>
-        </w:rPr>
-      </w:pPr>
-      <w:r>
-        <w:rPr>
-          <w:rFonts w:hint="default"/>
-          <w:sz w:val="24"/>
-          <w:szCs w:val="24"/>
-        </w:rPr>
-        <w:t>&lt;maven.compiler.target&gt;17&lt;/maven.compiler.target&gt;</w:t>
-      </w:r>
-    </w:p>
-    <w:p>
-      <w:pPr>
-        <w:ind w:firstLine="720" w:firstLineChars="0"/>
-        <w:rPr>
-          <w:rFonts w:hint="default"/>
-          <w:sz w:val="24"/>
-          <w:szCs w:val="24"/>
-        </w:rPr>
-      </w:pPr>
-      <w:r>
-        <w:rPr>
-          <w:rFonts w:hint="default"/>
-          <w:sz w:val="24"/>
-          <w:szCs w:val="24"/>
-        </w:rPr>
-        <w:t>&lt;project.build.sourceEncoding&gt;UTF-8&lt;/project.build.sourceEncoding&gt;</w:t>
-      </w:r>
-    </w:p>
-    <w:p>
-      <w:pPr>
-        <w:ind w:firstLine="720" w:firstLineChars="0"/>
-        <w:rPr>
-          <w:rFonts w:hint="default"/>
-          <w:sz w:val="24"/>
-          <w:szCs w:val="24"/>
-        </w:rPr>
-      </w:pPr>
-      <w:r>
-        <w:rPr>
-          <w:rFonts w:hint="default"/>
-          <w:sz w:val="24"/>
-          <w:szCs w:val="24"/>
-        </w:rPr>
-        <w:t>&lt;/properties&gt;</w:t>
-      </w:r>
-    </w:p>
-    <w:p>
-      <w:pPr>
-        <w:ind w:firstLine="720" w:firstLineChars="0"/>
-        <w:rPr>
-          <w:rFonts w:hint="default"/>
-          <w:sz w:val="24"/>
-          <w:szCs w:val="24"/>
-        </w:rPr>
-      </w:pPr>
-    </w:p>
-    <w:p>
-      <w:pPr>
-        <w:ind w:firstLine="720" w:firstLineChars="0"/>
-        <w:rPr>
-          <w:rFonts w:hint="default"/>
-          <w:sz w:val="24"/>
-          <w:szCs w:val="24"/>
-        </w:rPr>
-      </w:pPr>
-      <w:r>
-        <w:rPr>
-          <w:rFonts w:hint="default"/>
-          <w:sz w:val="24"/>
-          <w:szCs w:val="24"/>
-        </w:rPr>
-        <w:t>&lt;dependencies&gt;</w:t>
-      </w:r>
-    </w:p>
-    <w:p>
-      <w:pPr>
-        <w:ind w:firstLine="720" w:firstLineChars="0"/>
-        <w:rPr>
-          <w:rFonts w:hint="default"/>
-          <w:sz w:val="24"/>
-          <w:szCs w:val="24"/>
-        </w:rPr>
-      </w:pPr>
-    </w:p>
-    <w:p>
-      <w:pPr>
-        <w:ind w:firstLine="720" w:firstLineChars="0"/>
-        <w:rPr>
-          <w:rFonts w:hint="default"/>
-          <w:sz w:val="24"/>
-          <w:szCs w:val="24"/>
-        </w:rPr>
-      </w:pPr>
-      <w:r>
-        <w:rPr>
-          <w:rFonts w:hint="default"/>
-          <w:sz w:val="24"/>
-          <w:szCs w:val="24"/>
-        </w:rPr>
-        <w:t>&lt;!-- Gson --&gt;</w:t>
-      </w:r>
-    </w:p>
-    <w:p>
-      <w:pPr>
-        <w:ind w:firstLine="720" w:firstLineChars="0"/>
-        <w:rPr>
-          <w:rFonts w:hint="default"/>
-          <w:sz w:val="24"/>
-          <w:szCs w:val="24"/>
-        </w:rPr>
-      </w:pPr>
-      <w:r>
-        <w:rPr>
-          <w:rFonts w:hint="default"/>
-          <w:sz w:val="24"/>
-          <w:szCs w:val="24"/>
-        </w:rPr>
-        <w:t>&lt;dependency&gt;</w:t>
-      </w:r>
-    </w:p>
-    <w:p>
-      <w:pPr>
-        <w:ind w:firstLine="720" w:firstLineChars="0"/>
-        <w:rPr>
-          <w:rFonts w:hint="default"/>
-          <w:sz w:val="24"/>
-          <w:szCs w:val="24"/>
-        </w:rPr>
-      </w:pPr>
-      <w:r>
-        <w:rPr>
-          <w:rFonts w:hint="default"/>
-          <w:sz w:val="24"/>
-          <w:szCs w:val="24"/>
-        </w:rPr>
-        <w:t>&lt;groupId&gt;com.google.code.gson&lt;/groupId&gt;</w:t>
-      </w:r>
-    </w:p>
-    <w:p>
-      <w:pPr>
-        <w:ind w:firstLine="720" w:firstLineChars="0"/>
-        <w:rPr>
-          <w:rFonts w:hint="default"/>
-          <w:sz w:val="24"/>
-          <w:szCs w:val="24"/>
-        </w:rPr>
-      </w:pPr>
-      <w:r>
-        <w:rPr>
-          <w:rFonts w:hint="default"/>
-          <w:sz w:val="24"/>
-          <w:szCs w:val="24"/>
-        </w:rPr>
-        <w:t>&lt;artifactId&gt;gson&lt;/artifactId&gt;</w:t>
-      </w:r>
-    </w:p>
-    <w:p>
-      <w:pPr>
-        <w:ind w:firstLine="720" w:firstLineChars="0"/>
-        <w:rPr>
-          <w:rFonts w:hint="default"/>
-          <w:sz w:val="24"/>
-          <w:szCs w:val="24"/>
-        </w:rPr>
-      </w:pPr>
-      <w:r>
-        <w:rPr>
-          <w:rFonts w:hint="default"/>
-          <w:sz w:val="24"/>
-          <w:szCs w:val="24"/>
-        </w:rPr>
-        <w:t>&lt;version&gt;2.10.1&lt;/version&gt;</w:t>
-      </w:r>
-    </w:p>
-    <w:p>
-      <w:pPr>
-        <w:ind w:firstLine="720" w:firstLineChars="0"/>
-        <w:rPr>
-          <w:rFonts w:hint="default"/>
-          <w:sz w:val="24"/>
-          <w:szCs w:val="24"/>
-        </w:rPr>
-      </w:pPr>
-      <w:r>
-        <w:rPr>
-          <w:rFonts w:hint="default"/>
-          <w:sz w:val="24"/>
-          <w:szCs w:val="24"/>
-        </w:rPr>
-        <w:t>&lt;/dependency&gt;</w:t>
-      </w:r>
-    </w:p>
-    <w:p>
-      <w:pPr>
-        <w:ind w:firstLine="720" w:firstLineChars="0"/>
-        <w:rPr>
-          <w:rFonts w:hint="default"/>
-          <w:sz w:val="24"/>
-          <w:szCs w:val="24"/>
-        </w:rPr>
-      </w:pPr>
-    </w:p>
-    <w:p>
-      <w:pPr>
-        <w:ind w:firstLine="720" w:firstLineChars="0"/>
-        <w:rPr>
-          <w:rFonts w:hint="default"/>
-          <w:sz w:val="24"/>
-          <w:szCs w:val="24"/>
-        </w:rPr>
-      </w:pPr>
-      <w:r>
-        <w:rPr>
-          <w:rFonts w:hint="default"/>
-          <w:sz w:val="24"/>
-          <w:szCs w:val="24"/>
-        </w:rPr>
-        <w:t>&lt;!-- org.json --&gt;</w:t>
-      </w:r>
-    </w:p>
-    <w:p>
-      <w:pPr>
-        <w:ind w:firstLine="720" w:firstLineChars="0"/>
-        <w:rPr>
-          <w:rFonts w:hint="default"/>
-          <w:sz w:val="24"/>
-          <w:szCs w:val="24"/>
-        </w:rPr>
-      </w:pPr>
-      <w:r>
-        <w:rPr>
-          <w:rFonts w:hint="default"/>
-          <w:sz w:val="24"/>
-          <w:szCs w:val="24"/>
-        </w:rPr>
-        <w:t>&lt;dependency&gt;</w:t>
-      </w:r>
-    </w:p>
-    <w:p>
-      <w:pPr>
-        <w:ind w:firstLine="720" w:firstLineChars="0"/>
-        <w:rPr>
-          <w:rFonts w:hint="default"/>
-          <w:sz w:val="24"/>
-          <w:szCs w:val="24"/>
-        </w:rPr>
-      </w:pPr>
-      <w:r>
-        <w:rPr>
-          <w:rFonts w:hint="default"/>
-          <w:sz w:val="24"/>
-          <w:szCs w:val="24"/>
-        </w:rPr>
-        <w:t>&lt;groupId&gt;org.json&lt;/groupId&gt;</w:t>
-      </w:r>
-    </w:p>
-    <w:p>
-      <w:pPr>
-        <w:ind w:firstLine="720" w:firstLineChars="0"/>
-        <w:rPr>
-          <w:rFonts w:hint="default"/>
-          <w:sz w:val="24"/>
-          <w:szCs w:val="24"/>
-        </w:rPr>
-      </w:pPr>
-      <w:r>
-        <w:rPr>
-          <w:rFonts w:hint="default"/>
-          <w:sz w:val="24"/>
-          <w:szCs w:val="24"/>
-        </w:rPr>
-        <w:t>&lt;artifactId&gt;json&lt;/artifactId&gt;</w:t>
-      </w:r>
-    </w:p>
-    <w:p>
-      <w:pPr>
-        <w:ind w:firstLine="720" w:firstLineChars="0"/>
-        <w:rPr>
-          <w:rFonts w:hint="default"/>
-          <w:sz w:val="24"/>
-          <w:szCs w:val="24"/>
-        </w:rPr>
-      </w:pPr>
-      <w:r>
-        <w:rPr>
-          <w:rFonts w:hint="default"/>
-          <w:sz w:val="24"/>
-          <w:szCs w:val="24"/>
-        </w:rPr>
-        <w:t>&lt;version&gt;20231013&lt;/version&gt;</w:t>
-      </w:r>
-    </w:p>
-    <w:p>
-      <w:pPr>
-        <w:ind w:firstLine="720" w:firstLineChars="0"/>
-        <w:rPr>
-          <w:rFonts w:hint="default"/>
-          <w:sz w:val="24"/>
-          <w:szCs w:val="24"/>
-        </w:rPr>
-      </w:pPr>
-      <w:r>
-        <w:rPr>
-          <w:rFonts w:hint="default"/>
-          <w:sz w:val="24"/>
-          <w:szCs w:val="24"/>
-        </w:rPr>
-        <w:t>&lt;/dependency&gt;</w:t>
-      </w:r>
-    </w:p>
-    <w:p>
-      <w:pPr>
-        <w:ind w:firstLine="720" w:firstLineChars="0"/>
-        <w:rPr>
-          <w:rFonts w:hint="default"/>
-          <w:sz w:val="24"/>
-          <w:szCs w:val="24"/>
-        </w:rPr>
-      </w:pPr>
-    </w:p>
-    <w:p>
-      <w:pPr>
-        <w:ind w:firstLine="720" w:firstLineChars="0"/>
-        <w:rPr>
-          <w:rFonts w:hint="default"/>
-          <w:sz w:val="24"/>
-          <w:szCs w:val="24"/>
-        </w:rPr>
-      </w:pPr>
-      <w:r>
-        <w:rPr>
-          <w:rFonts w:hint="default"/>
-          <w:sz w:val="24"/>
-          <w:szCs w:val="24"/>
-        </w:rPr>
-        <w:t>&lt;/dependencies&gt;</w:t>
-      </w:r>
-    </w:p>
-    <w:p>
-      <w:pPr>
-        <w:ind w:firstLine="720" w:firstLineChars="0"/>
-        <w:rPr>
-          <w:rFonts w:hint="default"/>
-          <w:sz w:val="24"/>
-          <w:szCs w:val="24"/>
-        </w:rPr>
-      </w:pPr>
-    </w:p>
-    <w:p>
-      <w:pPr>
-        <w:ind w:firstLine="720" w:firstLineChars="0"/>
-        <w:rPr>
-          <w:rFonts w:hint="default"/>
-          <w:sz w:val="24"/>
-          <w:szCs w:val="24"/>
-        </w:rPr>
-      </w:pPr>
-      <w:r>
-        <w:rPr>
-          <w:rFonts w:hint="default"/>
-          <w:sz w:val="24"/>
-          <w:szCs w:val="24"/>
-        </w:rPr>
-        <w:t>&lt;build&gt;</w:t>
-      </w:r>
-    </w:p>
-    <w:p>
-      <w:pPr>
-        <w:ind w:firstLine="720" w:firstLineChars="0"/>
-        <w:rPr>
-          <w:rFonts w:hint="default"/>
-          <w:sz w:val="24"/>
-          <w:szCs w:val="24"/>
-        </w:rPr>
-      </w:pPr>
-      <w:r>
-        <w:rPr>
-          <w:rFonts w:hint="default"/>
-          <w:sz w:val="24"/>
-          <w:szCs w:val="24"/>
-        </w:rPr>
-        <w:t>&lt;plugins&gt;</w:t>
-      </w:r>
-    </w:p>
-    <w:p>
-      <w:pPr>
-        <w:ind w:firstLine="720" w:firstLineChars="0"/>
-        <w:rPr>
-          <w:rFonts w:hint="default"/>
-          <w:sz w:val="24"/>
-          <w:szCs w:val="24"/>
-        </w:rPr>
-      </w:pPr>
-    </w:p>
-    <w:p>
-      <w:pPr>
-        <w:ind w:firstLine="720" w:firstLineChars="0"/>
-        <w:rPr>
-          <w:rFonts w:hint="default"/>
-          <w:sz w:val="24"/>
-          <w:szCs w:val="24"/>
-        </w:rPr>
-      </w:pPr>
-      <w:r>
-        <w:rPr>
-          <w:rFonts w:hint="default"/>
-          <w:sz w:val="24"/>
-          <w:szCs w:val="24"/>
-        </w:rPr>
-        <w:t>&lt;!-- Java 17 --&gt;</w:t>
-      </w:r>
-    </w:p>
-    <w:p>
-      <w:pPr>
-        <w:ind w:firstLine="720" w:firstLineChars="0"/>
-        <w:rPr>
-          <w:rFonts w:hint="default"/>
-          <w:sz w:val="24"/>
-          <w:szCs w:val="24"/>
-        </w:rPr>
-      </w:pPr>
-      <w:r>
-        <w:rPr>
-          <w:rFonts w:hint="default"/>
-          <w:sz w:val="24"/>
-          <w:szCs w:val="24"/>
-        </w:rPr>
-        <w:t>&lt;plugin&gt;</w:t>
-      </w:r>
-    </w:p>
-    <w:p>
-      <w:pPr>
-        <w:ind w:firstLine="720" w:firstLineChars="0"/>
-        <w:rPr>
-          <w:rFonts w:hint="default"/>
-          <w:sz w:val="24"/>
-          <w:szCs w:val="24"/>
-        </w:rPr>
-      </w:pPr>
-      <w:r>
-        <w:rPr>
-          <w:rFonts w:hint="default"/>
-          <w:sz w:val="24"/>
-          <w:szCs w:val="24"/>
-        </w:rPr>
-        <w:t>&lt;groupId&gt;org.apache.maven.plugins&lt;/groupId&gt;</w:t>
-      </w:r>
-    </w:p>
-    <w:p>
-      <w:pPr>
-        <w:ind w:firstLine="720" w:firstLineChars="0"/>
-        <w:rPr>
-          <w:rFonts w:hint="default"/>
-          <w:sz w:val="24"/>
-          <w:szCs w:val="24"/>
-        </w:rPr>
-      </w:pPr>
-      <w:r>
-        <w:rPr>
-          <w:rFonts w:hint="default"/>
-          <w:sz w:val="24"/>
-          <w:szCs w:val="24"/>
-        </w:rPr>
-        <w:t>&lt;artifactId&gt;maven-compiler-plugin&lt;/artifactId&gt;</w:t>
-      </w:r>
-    </w:p>
-    <w:p>
-      <w:pPr>
-        <w:ind w:firstLine="720" w:firstLineChars="0"/>
-        <w:rPr>
-          <w:rFonts w:hint="default"/>
-          <w:sz w:val="24"/>
-          <w:szCs w:val="24"/>
-        </w:rPr>
-      </w:pPr>
-      <w:r>
-        <w:rPr>
-          <w:rFonts w:hint="default"/>
-          <w:sz w:val="24"/>
-          <w:szCs w:val="24"/>
-        </w:rPr>
-        <w:t>&lt;version&gt;3.11.0&lt;/version&gt;</w:t>
-      </w:r>
-    </w:p>
-    <w:p>
-      <w:pPr>
-        <w:ind w:firstLine="720" w:firstLineChars="0"/>
-        <w:rPr>
-          <w:rFonts w:hint="default"/>
-          <w:sz w:val="24"/>
-          <w:szCs w:val="24"/>
-        </w:rPr>
-      </w:pPr>
-    </w:p>
-    <w:p>
-      <w:pPr>
-        <w:ind w:firstLine="720" w:firstLineChars="0"/>
-        <w:rPr>
-          <w:rFonts w:hint="default"/>
-          <w:sz w:val="24"/>
-          <w:szCs w:val="24"/>
-        </w:rPr>
-      </w:pPr>
-      <w:r>
-        <w:rPr>
-          <w:rFonts w:hint="default"/>
-          <w:sz w:val="24"/>
-          <w:szCs w:val="24"/>
-        </w:rPr>
-        <w:t>&lt;configuration&gt;</w:t>
-      </w:r>
-    </w:p>
-    <w:p>
-      <w:pPr>
-        <w:ind w:firstLine="720" w:firstLineChars="0"/>
-        <w:rPr>
-          <w:rFonts w:hint="default"/>
-          <w:sz w:val="24"/>
-          <w:szCs w:val="24"/>
-        </w:rPr>
-      </w:pPr>
-      <w:r>
-        <w:rPr>
-          <w:rFonts w:hint="default"/>
-          <w:sz w:val="24"/>
-          <w:szCs w:val="24"/>
-        </w:rPr>
-        <w:t>&lt;source&gt;17&lt;/source&gt;</w:t>
-      </w:r>
-    </w:p>
-    <w:p>
-      <w:pPr>
-        <w:ind w:firstLine="720" w:firstLineChars="0"/>
-        <w:rPr>
-          <w:rFonts w:hint="default"/>
-          <w:sz w:val="24"/>
-          <w:szCs w:val="24"/>
-        </w:rPr>
-      </w:pPr>
-      <w:r>
-        <w:rPr>
-          <w:rFonts w:hint="default"/>
-          <w:sz w:val="24"/>
-          <w:szCs w:val="24"/>
-        </w:rPr>
-        <w:t>&lt;target&gt;17&lt;/target&gt;</w:t>
-      </w:r>
-    </w:p>
-    <w:p>
-      <w:pPr>
-        <w:ind w:firstLine="720" w:firstLineChars="0"/>
-        <w:rPr>
-          <w:rFonts w:hint="default"/>
-          <w:sz w:val="24"/>
-          <w:szCs w:val="24"/>
-        </w:rPr>
-      </w:pPr>
-      <w:r>
-        <w:rPr>
-          <w:rFonts w:hint="default"/>
-          <w:sz w:val="24"/>
-          <w:szCs w:val="24"/>
-        </w:rPr>
-        <w:t>&lt;/configuration&gt;</w:t>
-      </w:r>
-    </w:p>
-    <w:p>
-      <w:pPr>
-        <w:ind w:firstLine="720" w:firstLineChars="0"/>
-        <w:rPr>
-          <w:rFonts w:hint="default"/>
-          <w:sz w:val="24"/>
-          <w:szCs w:val="24"/>
-        </w:rPr>
-      </w:pPr>
-    </w:p>
-    <w:p>
-      <w:pPr>
-        <w:ind w:firstLine="720" w:firstLineChars="0"/>
-        <w:rPr>
-          <w:rFonts w:hint="default"/>
-          <w:sz w:val="24"/>
-          <w:szCs w:val="24"/>
-        </w:rPr>
-      </w:pPr>
-      <w:r>
-        <w:rPr>
-          <w:rFonts w:hint="default"/>
-          <w:sz w:val="24"/>
-          <w:szCs w:val="24"/>
-        </w:rPr>
-        <w:t>&lt;/plugin&gt;</w:t>
-      </w:r>
-    </w:p>
-    <w:p>
-      <w:pPr>
-        <w:ind w:firstLine="720" w:firstLineChars="0"/>
-        <w:rPr>
-          <w:rFonts w:hint="default"/>
-          <w:sz w:val="24"/>
-          <w:szCs w:val="24"/>
-        </w:rPr>
-      </w:pPr>
-    </w:p>
-    <w:p>
-      <w:pPr>
-        <w:ind w:firstLine="720" w:firstLineChars="0"/>
-        <w:rPr>
-          <w:rFonts w:hint="default"/>
-          <w:sz w:val="24"/>
-          <w:szCs w:val="24"/>
-        </w:rPr>
-      </w:pPr>
-      <w:r>
-        <w:rPr>
-          <w:rFonts w:hint="default"/>
-          <w:sz w:val="24"/>
-          <w:szCs w:val="24"/>
-        </w:rPr>
-        <w:t>&lt;/plugins&gt;</w:t>
-      </w:r>
-    </w:p>
-    <w:p>
-      <w:pPr>
-        <w:ind w:firstLine="720" w:firstLineChars="0"/>
-        <w:rPr>
-          <w:rFonts w:hint="default"/>
-          <w:sz w:val="24"/>
-          <w:szCs w:val="24"/>
-        </w:rPr>
-      </w:pPr>
-      <w:r>
-        <w:rPr>
-          <w:rFonts w:hint="default"/>
-          <w:sz w:val="24"/>
-          <w:szCs w:val="24"/>
-        </w:rPr>
-        <w:t>&lt;/build&gt;</w:t>
-      </w:r>
-    </w:p>
-    <w:p>
-      <w:pPr>
-        <w:ind w:firstLine="720" w:firstLineChars="0"/>
-        <w:rPr>
-          <w:rFonts w:hint="default"/>
-          <w:sz w:val="24"/>
-          <w:szCs w:val="24"/>
-        </w:rPr>
-      </w:pPr>
-    </w:p>
-    <w:p>
-      <w:pPr>
-        <w:ind w:firstLine="720" w:firstLineChars="0"/>
-        <w:rPr>
-          <w:rFonts w:hint="default"/>
-          <w:sz w:val="24"/>
-          <w:szCs w:val="24"/>
-        </w:rPr>
-      </w:pPr>
-      <w:r>
-        <w:rPr>
-          <w:rFonts w:hint="default"/>
-          <w:sz w:val="24"/>
-          <w:szCs w:val="24"/>
-        </w:rPr>
-        <w:t>&lt;/project&gt;</w:t>
-      </w:r>
-    </w:p>
-    <w:p>
-      <w:pPr>
-        <w:ind w:firstLine="720" w:firstLineChars="0"/>
-        <w:rPr>
-          <w:rFonts w:hint="default"/>
-          <w:sz w:val="24"/>
-          <w:szCs w:val="24"/>
+          <w:lang w:val="en-US"/>
+        </w:rPr>
+      </w:pPr>
+      <w:r>
+        <w:rPr>
+          <w:rFonts w:hint="default"/>
+          <w:sz w:val="24"/>
+          <w:szCs w:val="24"/>
+          <w:lang w:val="en-US"/>
+        </w:rPr>
+        <w:t xml:space="preserve">Cài jdk: </w:t>
+      </w:r>
+      <w:r>
+        <w:rPr>
+          <w:rFonts w:hint="default"/>
+          <w:sz w:val="24"/>
+          <w:szCs w:val="24"/>
+          <w:lang w:val="en-US"/>
+        </w:rPr>
+        <w:fldChar w:fldCharType="begin"/>
+      </w:r>
+      <w:r>
+        <w:rPr>
+          <w:rFonts w:hint="default"/>
+          <w:sz w:val="24"/>
+          <w:szCs w:val="24"/>
+          <w:lang w:val="en-US"/>
+        </w:rPr>
+        <w:instrText xml:space="preserve"> HYPERLINK "https://download.oracle.com/java/21/archive/jdk-21.0.10_windows-x64_bin.exe" </w:instrText>
+      </w:r>
+      <w:r>
+        <w:rPr>
+          <w:rFonts w:hint="default"/>
+          <w:sz w:val="24"/>
+          <w:szCs w:val="24"/>
+          <w:lang w:val="en-US"/>
+        </w:rPr>
+        <w:fldChar w:fldCharType="separate"/>
+      </w:r>
+      <w:r>
+        <w:rPr>
+          <w:rStyle w:val="9"/>
+          <w:rFonts w:hint="default"/>
+          <w:sz w:val="24"/>
+          <w:szCs w:val="24"/>
+          <w:lang w:val="en-US"/>
+        </w:rPr>
+        <w:t>https://download.oracle.com/java/21/archive/jdk-21.0.10_windows-x64_bin.exe</w:t>
+      </w:r>
+      <w:r>
+        <w:rPr>
+          <w:rFonts w:hint="default"/>
+          <w:sz w:val="24"/>
+          <w:szCs w:val="24"/>
+          <w:lang w:val="en-US"/>
+        </w:rPr>
+        <w:fldChar w:fldCharType="end"/>
+      </w:r>
+    </w:p>
+    <w:p>
+      <w:pPr>
+        <w:rPr>
+          <w:rFonts w:hint="default"/>
+          <w:sz w:val="24"/>
+          <w:szCs w:val="24"/>
+          <w:lang w:val="en-US"/>
+        </w:rPr>
+      </w:pPr>
+      <w:r>
+        <w:rPr>
+          <w:rFonts w:hint="default"/>
+          <w:sz w:val="24"/>
+          <w:szCs w:val="24"/>
+          <w:lang w:val="en-US"/>
+        </w:rPr>
+        <w:t xml:space="preserve">Cài visual: </w:t>
+      </w:r>
+      <w:r>
+        <w:rPr>
+          <w:rFonts w:hint="default"/>
+          <w:sz w:val="24"/>
+          <w:szCs w:val="24"/>
+          <w:lang w:val="en-US"/>
+        </w:rPr>
+        <w:fldChar w:fldCharType="begin"/>
+      </w:r>
+      <w:r>
+        <w:rPr>
+          <w:rFonts w:hint="default"/>
+          <w:sz w:val="24"/>
+          <w:szCs w:val="24"/>
+          <w:lang w:val="en-US"/>
+        </w:rPr>
+        <w:instrText xml:space="preserve"> HYPERLINK "https://code.visualstudio.com/download" </w:instrText>
+      </w:r>
+      <w:r>
+        <w:rPr>
+          <w:rFonts w:hint="default"/>
+          <w:sz w:val="24"/>
+          <w:szCs w:val="24"/>
+          <w:lang w:val="en-US"/>
+        </w:rPr>
+        <w:fldChar w:fldCharType="separate"/>
+      </w:r>
+      <w:r>
+        <w:rPr>
+          <w:rStyle w:val="9"/>
+          <w:rFonts w:hint="default"/>
+          <w:sz w:val="24"/>
+          <w:szCs w:val="24"/>
+          <w:lang w:val="en-US"/>
+        </w:rPr>
+        <w:t>https://code.visualstudio.com/download</w:t>
+      </w:r>
+      <w:r>
+        <w:rPr>
+          <w:rFonts w:hint="default"/>
+          <w:sz w:val="24"/>
+          <w:szCs w:val="24"/>
+          <w:lang w:val="en-US"/>
+        </w:rPr>
+        <w:fldChar w:fldCharType="end"/>
+      </w:r>
+    </w:p>
+    <w:p>
+      <w:pPr>
+        <w:rPr>
+          <w:rFonts w:hint="default"/>
+          <w:sz w:val="24"/>
+          <w:szCs w:val="24"/>
+          <w:lang w:val="en-US"/>
+        </w:rPr>
+      </w:pPr>
+      <w:r>
+        <w:rPr>
+          <w:rFonts w:hint="default"/>
+          <w:sz w:val="24"/>
+          <w:szCs w:val="24"/>
+          <w:lang w:val="en-US"/>
+        </w:rPr>
+        <w:t xml:space="preserve">Cài eclipse: </w:t>
+      </w:r>
+      <w:r>
+        <w:rPr>
+          <w:rFonts w:hint="default"/>
+          <w:sz w:val="24"/>
+          <w:szCs w:val="24"/>
+          <w:lang w:val="en-US"/>
+        </w:rPr>
+        <w:fldChar w:fldCharType="begin"/>
+      </w:r>
+      <w:r>
+        <w:rPr>
+          <w:rFonts w:hint="default"/>
+          <w:sz w:val="24"/>
+          <w:szCs w:val="24"/>
+          <w:lang w:val="en-US"/>
+        </w:rPr>
+        <w:instrText xml:space="preserve"> HYPERLINK "https://www.eclipse.org/downloads/download.php?file=/technology/epp/downloads/release/2023-03/R/eclipse-jee-2023-03-R-win32-x86_64.zip" </w:instrText>
+      </w:r>
+      <w:r>
+        <w:rPr>
+          <w:rFonts w:hint="default"/>
+          <w:sz w:val="24"/>
+          <w:szCs w:val="24"/>
+          <w:lang w:val="en-US"/>
+        </w:rPr>
+        <w:fldChar w:fldCharType="separate"/>
+      </w:r>
+      <w:r>
+        <w:rPr>
+          <w:rStyle w:val="9"/>
+          <w:rFonts w:hint="default"/>
+          <w:sz w:val="24"/>
+          <w:szCs w:val="24"/>
+          <w:lang w:val="en-US"/>
+        </w:rPr>
+        <w:t>https://www.eclipse.org/downloads/download.php?file=/technology/epp/downloads/release/2023-03/R/eclipse-jee-2023-03-R-win32-x86_64.zip</w:t>
+      </w:r>
+      <w:r>
+        <w:rPr>
+          <w:rFonts w:hint="default"/>
+          <w:sz w:val="24"/>
+          <w:szCs w:val="24"/>
+          <w:lang w:val="en-US"/>
+        </w:rPr>
+        <w:fldChar w:fldCharType="end"/>
+      </w:r>
+    </w:p>
+    <w:p>
+      <w:pPr>
+        <w:rPr>
+          <w:rFonts w:hint="default"/>
+          <w:sz w:val="24"/>
+          <w:szCs w:val="24"/>
+          <w:lang w:val="en-US"/>
         </w:rPr>
       </w:pPr>
       <w:bookmarkStart w:id="0" w:name="_GoBack"/>
       <w:bookmarkEnd w:id="0"/>
+    </w:p>
+    <w:p>
+      <w:pPr>
+        <w:rPr>
+          <w:rFonts w:hint="default"/>
+          <w:sz w:val="24"/>
+          <w:szCs w:val="24"/>
+          <w:lang w:val="en-US"/>
+        </w:rPr>
+      </w:pPr>
+    </w:p>
+    <w:p>
+      <w:pPr>
+        <w:rPr>
+          <w:rFonts w:hint="default"/>
+          <w:sz w:val="24"/>
+          <w:szCs w:val="24"/>
+        </w:rPr>
+      </w:pPr>
+      <w:r>
+        <w:rPr>
+          <w:rFonts w:hint="default"/>
+          <w:sz w:val="24"/>
+          <w:szCs w:val="24"/>
+          <w:lang w:val="en-US"/>
+        </w:rPr>
+        <w:t xml:space="preserve">- </w:t>
+      </w:r>
+      <w:r>
+        <w:rPr>
+          <w:rFonts w:hint="default"/>
+          <w:sz w:val="24"/>
+          <w:szCs w:val="24"/>
+        </w:rPr>
+        <w:t>Bước 1: Cài đặt Java Development Kit (JDK)</w:t>
+      </w:r>
+    </w:p>
+    <w:p>
+      <w:pPr>
+        <w:ind w:firstLine="720" w:firstLineChars="0"/>
+        <w:rPr>
+          <w:rFonts w:hint="default"/>
+          <w:sz w:val="24"/>
+          <w:szCs w:val="24"/>
+        </w:rPr>
+      </w:pPr>
+      <w:r>
+        <w:rPr>
+          <w:rFonts w:hint="default"/>
+          <w:sz w:val="24"/>
+          <w:szCs w:val="24"/>
+        </w:rPr>
+        <w:t>Eclipse được viết bằng Java và cần JDK để biên dịch code của bạn.</w:t>
+      </w:r>
+    </w:p>
+    <w:p>
+      <w:pPr>
+        <w:ind w:firstLine="720" w:firstLineChars="0"/>
+        <w:rPr>
+          <w:rFonts w:hint="default"/>
+          <w:sz w:val="24"/>
+          <w:szCs w:val="24"/>
+        </w:rPr>
+      </w:pPr>
+      <w:r>
+        <w:rPr>
+          <w:rFonts w:hint="default"/>
+          <w:sz w:val="24"/>
+          <w:szCs w:val="24"/>
+        </w:rPr>
+        <w:t>Bạn nên tải bản JDK 17 hoặc JDK 21 (đây là các bản Long Term Support ổn định và tương thích tốt nhất với Spring Boot/gRPC hiện nay).</w:t>
+      </w:r>
+    </w:p>
+    <w:p>
+      <w:pPr>
+        <w:ind w:firstLine="720" w:firstLineChars="0"/>
+        <w:rPr>
+          <w:rFonts w:hint="default"/>
+          <w:sz w:val="24"/>
+          <w:szCs w:val="24"/>
+        </w:rPr>
+      </w:pPr>
+      <w:r>
+        <w:rPr>
+          <w:rFonts w:hint="default"/>
+          <w:sz w:val="24"/>
+          <w:szCs w:val="24"/>
+        </w:rPr>
+        <w:t>Tải tại trang web của Adoptium (Eclipse Temurin) hoặc Oracle.</w:t>
+      </w:r>
+    </w:p>
+    <w:p>
+      <w:pPr>
+        <w:rPr>
+          <w:rFonts w:hint="default"/>
+          <w:sz w:val="24"/>
+          <w:szCs w:val="24"/>
+        </w:rPr>
+      </w:pPr>
+    </w:p>
+    <w:p>
+      <w:pPr>
+        <w:rPr>
+          <w:rFonts w:hint="default"/>
+          <w:sz w:val="24"/>
+          <w:szCs w:val="24"/>
+        </w:rPr>
+      </w:pPr>
+      <w:r>
+        <w:rPr>
+          <w:rFonts w:hint="default"/>
+          <w:sz w:val="24"/>
+          <w:szCs w:val="24"/>
+          <w:lang w:val="en-US"/>
+        </w:rPr>
+        <w:t xml:space="preserve">- </w:t>
+      </w:r>
+      <w:r>
+        <w:rPr>
+          <w:rFonts w:hint="default"/>
+          <w:sz w:val="24"/>
+          <w:szCs w:val="24"/>
+        </w:rPr>
+        <w:t>Bước 2: Tải và cài đặt Eclipse</w:t>
+      </w:r>
+    </w:p>
+    <w:p>
+      <w:pPr>
+        <w:ind w:firstLine="720" w:firstLineChars="0"/>
+        <w:rPr>
+          <w:rFonts w:hint="default"/>
+          <w:sz w:val="24"/>
+          <w:szCs w:val="24"/>
+        </w:rPr>
+      </w:pPr>
+      <w:r>
+        <w:rPr>
+          <w:rFonts w:hint="default"/>
+          <w:sz w:val="24"/>
+          <w:szCs w:val="24"/>
+        </w:rPr>
+        <w:t>Truy cập trang chủ tải xuống của Eclipse (eclipse.org/downloads).</w:t>
+      </w:r>
+    </w:p>
+    <w:p>
+      <w:pPr>
+        <w:ind w:firstLine="720" w:firstLineChars="0"/>
+        <w:rPr>
+          <w:rFonts w:hint="default"/>
+          <w:sz w:val="24"/>
+          <w:szCs w:val="24"/>
+        </w:rPr>
+      </w:pPr>
+      <w:r>
+        <w:rPr>
+          <w:rFonts w:hint="default"/>
+          <w:sz w:val="24"/>
+          <w:szCs w:val="24"/>
+        </w:rPr>
+        <w:t>Tải bộ cài Eclipse Installer.</w:t>
+      </w:r>
+    </w:p>
+    <w:p>
+      <w:pPr>
+        <w:ind w:firstLine="720" w:firstLineChars="0"/>
+        <w:rPr>
+          <w:rFonts w:hint="default"/>
+          <w:sz w:val="24"/>
+          <w:szCs w:val="24"/>
+          <w:lang w:val="en-US"/>
+        </w:rPr>
+      </w:pPr>
+      <w:r>
+        <w:rPr>
+          <w:rFonts w:hint="default"/>
+          <w:sz w:val="24"/>
+          <w:szCs w:val="24"/>
+        </w:rPr>
+        <w:t>Khi mở Installer, hãy chọn phiên bản: "Eclipse IDE for Enterprise Java and Web Developers"</w:t>
+      </w:r>
+      <w:r>
+        <w:rPr>
+          <w:rFonts w:hint="default"/>
+          <w:sz w:val="24"/>
+          <w:szCs w:val="24"/>
+          <w:lang w:val="en-US"/>
+        </w:rPr>
+        <w:t xml:space="preserve"> (không nên tải bản cơ bản).</w:t>
+      </w:r>
+    </w:p>
+    <w:p>
+      <w:pPr>
+        <w:ind w:firstLine="720" w:firstLineChars="0"/>
+        <w:rPr>
+          <w:rFonts w:hint="default"/>
+          <w:sz w:val="24"/>
+          <w:szCs w:val="24"/>
+        </w:rPr>
+      </w:pPr>
+      <w:r>
+        <w:rPr>
+          <w:rFonts w:hint="default"/>
+          <w:sz w:val="24"/>
+          <w:szCs w:val="24"/>
+        </w:rPr>
+        <w:t>Chọn thư mục cài đặt và nhấn Install.</w:t>
+      </w:r>
+    </w:p>
+    <w:p>
+      <w:pPr>
+        <w:rPr>
+          <w:rFonts w:hint="default"/>
+          <w:sz w:val="24"/>
+          <w:szCs w:val="24"/>
+        </w:rPr>
+      </w:pPr>
+    </w:p>
+    <w:p>
+      <w:pPr>
+        <w:rPr>
+          <w:rFonts w:hint="default"/>
+          <w:sz w:val="24"/>
+          <w:szCs w:val="24"/>
+        </w:rPr>
+      </w:pPr>
+      <w:r>
+        <w:rPr>
+          <w:rFonts w:hint="default"/>
+          <w:sz w:val="24"/>
+          <w:szCs w:val="24"/>
+          <w:lang w:val="en-US"/>
+        </w:rPr>
+        <w:t xml:space="preserve">- </w:t>
+      </w:r>
+      <w:r>
+        <w:rPr>
+          <w:rFonts w:hint="default"/>
+          <w:sz w:val="24"/>
+          <w:szCs w:val="24"/>
+        </w:rPr>
+        <w:t xml:space="preserve">Bước </w:t>
+      </w:r>
+      <w:r>
+        <w:rPr>
+          <w:rFonts w:hint="default"/>
+          <w:sz w:val="24"/>
+          <w:szCs w:val="24"/>
+          <w:lang w:val="en-US"/>
+        </w:rPr>
+        <w:t>3</w:t>
+      </w:r>
+      <w:r>
+        <w:rPr>
+          <w:rFonts w:hint="default"/>
+          <w:sz w:val="24"/>
+          <w:szCs w:val="24"/>
+        </w:rPr>
+        <w:t>: Khởi tạo Project trong Eclipse</w:t>
+      </w:r>
+    </w:p>
+    <w:p>
+      <w:pPr>
+        <w:ind w:firstLine="720" w:firstLineChars="0"/>
+        <w:rPr>
+          <w:rFonts w:hint="default"/>
+          <w:sz w:val="24"/>
+          <w:szCs w:val="24"/>
+        </w:rPr>
+      </w:pPr>
+      <w:r>
+        <w:rPr>
+          <w:rFonts w:hint="default"/>
+          <w:sz w:val="24"/>
+          <w:szCs w:val="24"/>
+        </w:rPr>
+        <w:t>Vào File &gt; New &gt; Other...</w:t>
+      </w:r>
+    </w:p>
+    <w:p>
+      <w:pPr>
+        <w:ind w:firstLine="720" w:firstLineChars="0"/>
+        <w:rPr>
+          <w:rFonts w:hint="default"/>
+          <w:sz w:val="24"/>
+          <w:szCs w:val="24"/>
+        </w:rPr>
+      </w:pPr>
+      <w:r>
+        <w:rPr>
+          <w:rFonts w:hint="default"/>
+          <w:sz w:val="24"/>
+          <w:szCs w:val="24"/>
+        </w:rPr>
+        <w:t>Gõ Maven vào ô tìm kiếm, chọn Maven Project và nhấn Next.</w:t>
+      </w:r>
+    </w:p>
+    <w:p>
+      <w:pPr>
+        <w:ind w:firstLine="720" w:firstLineChars="0"/>
+        <w:rPr>
+          <w:rFonts w:hint="default"/>
+          <w:sz w:val="24"/>
+          <w:szCs w:val="24"/>
+        </w:rPr>
+      </w:pPr>
+      <w:r>
+        <w:rPr>
+          <w:rFonts w:hint="default"/>
+          <w:sz w:val="24"/>
+          <w:szCs w:val="24"/>
+        </w:rPr>
+        <w:t>Tích vào ô Create a simple project (skip archetype selection) &gt; Next.</w:t>
+      </w:r>
+    </w:p>
+    <w:p>
+      <w:pPr>
+        <w:ind w:firstLine="720" w:firstLineChars="0"/>
+        <w:rPr>
+          <w:rFonts w:hint="default"/>
+          <w:sz w:val="24"/>
+          <w:szCs w:val="24"/>
+        </w:rPr>
+      </w:pPr>
+      <w:r>
+        <w:rPr>
+          <w:rFonts w:hint="default"/>
+          <w:sz w:val="24"/>
+          <w:szCs w:val="24"/>
+        </w:rPr>
+        <w:t>Ở phần Group Id nhập com.ptit (hoặc tên tùy ý), Artifact Id nhập rest-api-client &gt; Nhấn Finish.</w:t>
+      </w:r>
+    </w:p>
+    <w:p>
+      <w:pPr>
+        <w:ind w:firstLine="720" w:firstLineChars="0"/>
+        <w:rPr>
+          <w:rFonts w:hint="default"/>
+          <w:sz w:val="24"/>
+          <w:szCs w:val="24"/>
+        </w:rPr>
+      </w:pPr>
+    </w:p>
+    <w:p>
+      <w:pPr>
+        <w:ind w:firstLine="720" w:firstLineChars="0"/>
+        <w:rPr>
+          <w:rFonts w:hint="default"/>
+          <w:sz w:val="24"/>
+          <w:szCs w:val="24"/>
+        </w:rPr>
+      </w:pPr>
+    </w:p>
+    <w:p>
+      <w:pPr>
+        <w:rPr>
+          <w:rFonts w:hint="default"/>
+          <w:sz w:val="24"/>
+          <w:szCs w:val="24"/>
+          <w:lang w:val="en-US"/>
+        </w:rPr>
+      </w:pPr>
+      <w:r>
+        <w:rPr>
+          <w:rFonts w:hint="default"/>
+          <w:sz w:val="24"/>
+          <w:szCs w:val="24"/>
+          <w:lang w:val="en-US"/>
+        </w:rPr>
+        <w:t>- Bước 4: Cách chỉnh Java 8 (1.8) sang Java mới nhất</w:t>
+      </w:r>
+    </w:p>
+    <w:p>
+      <w:pPr>
+        <w:ind w:firstLine="720" w:firstLineChars="0"/>
+        <w:rPr>
+          <w:rFonts w:hint="default"/>
+          <w:sz w:val="24"/>
+          <w:szCs w:val="24"/>
+        </w:rPr>
+      </w:pPr>
+      <w:r>
+        <w:rPr>
+          <w:rFonts w:hint="default"/>
+          <w:sz w:val="24"/>
+          <w:szCs w:val="24"/>
+        </w:rPr>
+        <w:t>Chuột phải vào project rest-api-client ở cột bên trái &gt; chọn Properties (nằm ở dưới cùng).</w:t>
+      </w:r>
+    </w:p>
+    <w:p>
+      <w:pPr>
+        <w:ind w:firstLine="720" w:firstLineChars="0"/>
+        <w:rPr>
+          <w:rFonts w:hint="default"/>
+          <w:sz w:val="24"/>
+          <w:szCs w:val="24"/>
+        </w:rPr>
+      </w:pPr>
+      <w:r>
+        <w:rPr>
+          <w:rFonts w:hint="default"/>
+          <w:sz w:val="24"/>
+          <w:szCs w:val="24"/>
+        </w:rPr>
+        <w:t>Ở cửa sổ hiện ra, nhìn menu bên trái chọn Java Build Path &gt; nhìn sang phải chọn tab Libraries.</w:t>
+      </w:r>
+    </w:p>
+    <w:p>
+      <w:pPr>
+        <w:ind w:firstLine="720" w:firstLineChars="0"/>
+        <w:rPr>
+          <w:rFonts w:hint="default"/>
+          <w:sz w:val="24"/>
+          <w:szCs w:val="24"/>
+        </w:rPr>
+      </w:pPr>
+      <w:r>
+        <w:rPr>
+          <w:rFonts w:hint="default"/>
+          <w:sz w:val="24"/>
+          <w:szCs w:val="24"/>
+        </w:rPr>
+        <w:t>Click chọn vào dòng JRE System Library [JavaSE-1.8] &gt; nhấn nút Edit... ở cột ngoài cùng bên phải.</w:t>
+      </w:r>
+    </w:p>
+    <w:p>
+      <w:pPr>
+        <w:ind w:firstLine="720" w:firstLineChars="0"/>
+        <w:rPr>
+          <w:rFonts w:hint="default"/>
+          <w:sz w:val="24"/>
+          <w:szCs w:val="24"/>
+        </w:rPr>
+      </w:pPr>
+      <w:r>
+        <w:rPr>
+          <w:rFonts w:hint="default"/>
+          <w:sz w:val="24"/>
+          <w:szCs w:val="24"/>
+        </w:rPr>
+        <w:t>Tích chọn Alternate JRE &gt; bấm nút Installed JREs... &gt; Add... &gt; Standard VM và trỏ thư mục đến nơi bạn cài đặt JDK 11, 17 hoặc bản mới hơn trên máy tính. (Nếu mục Workspace default JRE của bạn đã là bản 11+ thì chỉ cần chọn nó là xong).</w:t>
+      </w:r>
+    </w:p>
+    <w:p>
+      <w:pPr>
+        <w:ind w:firstLine="720" w:firstLineChars="0"/>
+        <w:rPr>
+          <w:rFonts w:hint="default"/>
+          <w:sz w:val="24"/>
+          <w:szCs w:val="24"/>
+        </w:rPr>
+      </w:pPr>
+      <w:r>
+        <w:rPr>
+          <w:rFonts w:hint="default"/>
+          <w:sz w:val="24"/>
+          <w:szCs w:val="24"/>
+        </w:rPr>
+        <w:t>Nhấn Finish &gt; Apply and Close.</w:t>
+      </w:r>
+    </w:p>
+    <w:p>
+      <w:pPr>
+        <w:ind w:firstLine="720" w:firstLineChars="0"/>
+        <w:rPr>
+          <w:rFonts w:hint="default"/>
+          <w:sz w:val="24"/>
+          <w:szCs w:val="24"/>
+        </w:rPr>
+      </w:pPr>
+      <w:r>
+        <w:rPr>
+          <w:rFonts w:hint="default"/>
+          <w:sz w:val="24"/>
+          <w:szCs w:val="24"/>
+        </w:rPr>
+        <w:t>Cuối cùng, vẫn trong cửa sổ Properties, bạn tìm mục Java Compiler ở menu trái &gt; đảm bảo dòng Compiler compliance level được set bằng với phiên bản Java bạn vừa chọn (ví dụ: 17). &gt; Nhấn Apply and Close.</w:t>
+      </w:r>
+    </w:p>
+    <w:p>
+      <w:pPr>
+        <w:rPr>
+          <w:rFonts w:hint="default"/>
+          <w:sz w:val="24"/>
+          <w:szCs w:val="24"/>
+        </w:rPr>
+      </w:pPr>
+    </w:p>
+    <w:p>
+      <w:pPr>
+        <w:rPr>
+          <w:rFonts w:hint="default"/>
+          <w:sz w:val="24"/>
+          <w:szCs w:val="24"/>
+        </w:rPr>
+      </w:pPr>
+      <w:r>
+        <w:rPr>
+          <w:rFonts w:hint="default"/>
+          <w:sz w:val="24"/>
+          <w:szCs w:val="24"/>
+          <w:lang w:val="en-US"/>
+        </w:rPr>
+        <w:t xml:space="preserve">- </w:t>
+      </w:r>
+      <w:r>
+        <w:rPr>
+          <w:rFonts w:hint="default"/>
+          <w:sz w:val="24"/>
+          <w:szCs w:val="24"/>
+        </w:rPr>
+        <w:t xml:space="preserve">Bước </w:t>
+      </w:r>
+      <w:r>
+        <w:rPr>
+          <w:rFonts w:hint="default"/>
+          <w:sz w:val="24"/>
+          <w:szCs w:val="24"/>
+          <w:lang w:val="en-US"/>
+        </w:rPr>
+        <w:t>5</w:t>
+      </w:r>
+      <w:r>
+        <w:rPr>
+          <w:rFonts w:hint="default"/>
+          <w:sz w:val="24"/>
+          <w:szCs w:val="24"/>
+        </w:rPr>
+        <w:t>: Thêm thư viện xử lý JSON (pom.xml)</w:t>
+      </w:r>
+    </w:p>
+    <w:p>
+      <w:pPr>
+        <w:ind w:firstLine="720" w:firstLineChars="0"/>
+        <w:rPr>
+          <w:rFonts w:hint="default"/>
+          <w:sz w:val="24"/>
+          <w:szCs w:val="24"/>
+        </w:rPr>
+      </w:pPr>
+      <w:r>
+        <w:rPr>
+          <w:rFonts w:hint="default"/>
+          <w:sz w:val="24"/>
+          <w:szCs w:val="24"/>
+        </w:rPr>
+        <w:t>Click đúp mở file pom.xml.</w:t>
+      </w:r>
+    </w:p>
+    <w:p>
+      <w:pPr>
+        <w:ind w:firstLine="720" w:firstLineChars="0"/>
+        <w:rPr>
+          <w:rFonts w:hint="default"/>
+          <w:sz w:val="24"/>
+          <w:szCs w:val="24"/>
+        </w:rPr>
+      </w:pPr>
+      <w:r>
+        <w:rPr>
+          <w:rFonts w:hint="default"/>
+          <w:sz w:val="24"/>
+          <w:szCs w:val="24"/>
+        </w:rPr>
+        <w:t>Thêm đoạn code sau vào trước thẻ đóng &lt;/project&gt;:</w:t>
+      </w:r>
+    </w:p>
+    <w:p>
+      <w:pPr>
+        <w:ind w:firstLine="720" w:firstLineChars="0"/>
+        <w:rPr>
+          <w:rFonts w:hint="default"/>
+          <w:sz w:val="24"/>
+          <w:szCs w:val="24"/>
+        </w:rPr>
+      </w:pPr>
+      <w:r>
+        <w:rPr>
+          <w:rFonts w:hint="default"/>
+          <w:sz w:val="24"/>
+          <w:szCs w:val="24"/>
+        </w:rPr>
+        <w:t>&lt;project xmlns="http://maven.apache.org/POM/4.0.0"</w:t>
+      </w:r>
+    </w:p>
+    <w:p>
+      <w:pPr>
+        <w:ind w:firstLine="720" w:firstLineChars="0"/>
+        <w:rPr>
+          <w:rFonts w:hint="default"/>
+          <w:sz w:val="24"/>
+          <w:szCs w:val="24"/>
+        </w:rPr>
+      </w:pPr>
+      <w:r>
+        <w:rPr>
+          <w:rFonts w:hint="default"/>
+          <w:sz w:val="24"/>
+          <w:szCs w:val="24"/>
+        </w:rPr>
+        <w:t>xmlns:xsi="http://www.w3.org/2001/XMLSchema-instance"</w:t>
+      </w:r>
+    </w:p>
+    <w:p>
+      <w:pPr>
+        <w:ind w:firstLine="720" w:firstLineChars="0"/>
+        <w:rPr>
+          <w:rFonts w:hint="default"/>
+          <w:sz w:val="24"/>
+          <w:szCs w:val="24"/>
+        </w:rPr>
+      </w:pPr>
+      <w:r>
+        <w:rPr>
+          <w:rFonts w:hint="default"/>
+          <w:sz w:val="24"/>
+          <w:szCs w:val="24"/>
+        </w:rPr>
+        <w:t>xsi:schemaLocation="http://maven.apache.org/POM/4.0.0</w:t>
+      </w:r>
+    </w:p>
+    <w:p>
+      <w:pPr>
+        <w:ind w:firstLine="720" w:firstLineChars="0"/>
+        <w:rPr>
+          <w:rFonts w:hint="default"/>
+          <w:sz w:val="24"/>
+          <w:szCs w:val="24"/>
+        </w:rPr>
+      </w:pPr>
+      <w:r>
+        <w:rPr>
+          <w:rFonts w:hint="default"/>
+          <w:sz w:val="24"/>
+          <w:szCs w:val="24"/>
+        </w:rPr>
+        <w:t>https://maven.apache.org/xsd/maven-4.0.0.xsd"&gt;</w:t>
+      </w:r>
+    </w:p>
+    <w:p>
+      <w:pPr>
+        <w:ind w:firstLine="720" w:firstLineChars="0"/>
+        <w:rPr>
+          <w:rFonts w:hint="default"/>
+          <w:sz w:val="24"/>
+          <w:szCs w:val="24"/>
+        </w:rPr>
+      </w:pPr>
+    </w:p>
+    <w:p>
+      <w:pPr>
+        <w:ind w:firstLine="720" w:firstLineChars="0"/>
+        <w:rPr>
+          <w:rFonts w:hint="default"/>
+          <w:sz w:val="24"/>
+          <w:szCs w:val="24"/>
+        </w:rPr>
+      </w:pPr>
+      <w:r>
+        <w:rPr>
+          <w:rFonts w:hint="default"/>
+          <w:sz w:val="24"/>
+          <w:szCs w:val="24"/>
+        </w:rPr>
+        <w:t>&lt;modelVersion&gt;4.0.0&lt;/modelVersion&gt;</w:t>
+      </w:r>
+    </w:p>
+    <w:p>
+      <w:pPr>
+        <w:ind w:firstLine="720" w:firstLineChars="0"/>
+        <w:rPr>
+          <w:rFonts w:hint="default"/>
+          <w:sz w:val="24"/>
+          <w:szCs w:val="24"/>
+        </w:rPr>
+      </w:pPr>
+    </w:p>
+    <w:p>
+      <w:pPr>
+        <w:ind w:firstLine="720" w:firstLineChars="0"/>
+        <w:rPr>
+          <w:rFonts w:hint="default"/>
+          <w:sz w:val="24"/>
+          <w:szCs w:val="24"/>
+        </w:rPr>
+      </w:pPr>
+      <w:r>
+        <w:rPr>
+          <w:rFonts w:hint="default"/>
+          <w:sz w:val="24"/>
+          <w:szCs w:val="24"/>
+        </w:rPr>
+        <w:t>&lt;groupId&gt;com.ptit&lt;/groupId&gt;</w:t>
+      </w:r>
+    </w:p>
+    <w:p>
+      <w:pPr>
+        <w:ind w:firstLine="720" w:firstLineChars="0"/>
+        <w:rPr>
+          <w:rFonts w:hint="default"/>
+          <w:sz w:val="24"/>
+          <w:szCs w:val="24"/>
+        </w:rPr>
+      </w:pPr>
+      <w:r>
+        <w:rPr>
+          <w:rFonts w:hint="default"/>
+          <w:sz w:val="24"/>
+          <w:szCs w:val="24"/>
+        </w:rPr>
+        <w:t>&lt;artifactId&gt;rest-api-client&lt;/artifactId&gt;</w:t>
+      </w:r>
+    </w:p>
+    <w:p>
+      <w:pPr>
+        <w:ind w:firstLine="720" w:firstLineChars="0"/>
+        <w:rPr>
+          <w:rFonts w:hint="default"/>
+          <w:sz w:val="24"/>
+          <w:szCs w:val="24"/>
+        </w:rPr>
+      </w:pPr>
+      <w:r>
+        <w:rPr>
+          <w:rFonts w:hint="default"/>
+          <w:sz w:val="24"/>
+          <w:szCs w:val="24"/>
+        </w:rPr>
+        <w:t>&lt;version&gt;1.0&lt;/version&gt;</w:t>
+      </w:r>
+    </w:p>
+    <w:p>
+      <w:pPr>
+        <w:ind w:firstLine="720" w:firstLineChars="0"/>
+        <w:rPr>
+          <w:rFonts w:hint="default"/>
+          <w:sz w:val="24"/>
+          <w:szCs w:val="24"/>
+        </w:rPr>
+      </w:pPr>
+    </w:p>
+    <w:p>
+      <w:pPr>
+        <w:ind w:firstLine="720" w:firstLineChars="0"/>
+        <w:rPr>
+          <w:rFonts w:hint="default"/>
+          <w:sz w:val="24"/>
+          <w:szCs w:val="24"/>
+        </w:rPr>
+      </w:pPr>
+      <w:r>
+        <w:rPr>
+          <w:rFonts w:hint="default"/>
+          <w:sz w:val="24"/>
+          <w:szCs w:val="24"/>
+        </w:rPr>
+        <w:t>&lt;properties&gt;</w:t>
+      </w:r>
+    </w:p>
+    <w:p>
+      <w:pPr>
+        <w:ind w:firstLine="720" w:firstLineChars="0"/>
+        <w:rPr>
+          <w:rFonts w:hint="default"/>
+          <w:sz w:val="24"/>
+          <w:szCs w:val="24"/>
+        </w:rPr>
+      </w:pPr>
+      <w:r>
+        <w:rPr>
+          <w:rFonts w:hint="default"/>
+          <w:sz w:val="24"/>
+          <w:szCs w:val="24"/>
+        </w:rPr>
+        <w:t>&lt;maven.compiler.source&gt;17&lt;/maven.compiler.source&gt;</w:t>
+      </w:r>
+    </w:p>
+    <w:p>
+      <w:pPr>
+        <w:ind w:firstLine="720" w:firstLineChars="0"/>
+        <w:rPr>
+          <w:rFonts w:hint="default"/>
+          <w:sz w:val="24"/>
+          <w:szCs w:val="24"/>
+        </w:rPr>
+      </w:pPr>
+      <w:r>
+        <w:rPr>
+          <w:rFonts w:hint="default"/>
+          <w:sz w:val="24"/>
+          <w:szCs w:val="24"/>
+        </w:rPr>
+        <w:t>&lt;maven.compiler.target&gt;17&lt;/maven.compiler.target&gt;</w:t>
+      </w:r>
+    </w:p>
+    <w:p>
+      <w:pPr>
+        <w:ind w:firstLine="720" w:firstLineChars="0"/>
+        <w:rPr>
+          <w:rFonts w:hint="default"/>
+          <w:sz w:val="24"/>
+          <w:szCs w:val="24"/>
+        </w:rPr>
+      </w:pPr>
+      <w:r>
+        <w:rPr>
+          <w:rFonts w:hint="default"/>
+          <w:sz w:val="24"/>
+          <w:szCs w:val="24"/>
+        </w:rPr>
+        <w:t>&lt;project.build.sourceEncoding&gt;UTF-8&lt;/project.build.sourceEncoding&gt;</w:t>
+      </w:r>
+    </w:p>
+    <w:p>
+      <w:pPr>
+        <w:ind w:firstLine="720" w:firstLineChars="0"/>
+        <w:rPr>
+          <w:rFonts w:hint="default"/>
+          <w:sz w:val="24"/>
+          <w:szCs w:val="24"/>
+        </w:rPr>
+      </w:pPr>
+      <w:r>
+        <w:rPr>
+          <w:rFonts w:hint="default"/>
+          <w:sz w:val="24"/>
+          <w:szCs w:val="24"/>
+        </w:rPr>
+        <w:t>&lt;/properties&gt;</w:t>
+      </w:r>
+    </w:p>
+    <w:p>
+      <w:pPr>
+        <w:ind w:firstLine="720" w:firstLineChars="0"/>
+        <w:rPr>
+          <w:rFonts w:hint="default"/>
+          <w:sz w:val="24"/>
+          <w:szCs w:val="24"/>
+        </w:rPr>
+      </w:pPr>
+    </w:p>
+    <w:p>
+      <w:pPr>
+        <w:ind w:firstLine="720" w:firstLineChars="0"/>
+        <w:rPr>
+          <w:rFonts w:hint="default"/>
+          <w:sz w:val="24"/>
+          <w:szCs w:val="24"/>
+        </w:rPr>
+      </w:pPr>
+      <w:r>
+        <w:rPr>
+          <w:rFonts w:hint="default"/>
+          <w:sz w:val="24"/>
+          <w:szCs w:val="24"/>
+        </w:rPr>
+        <w:t>&lt;dependencies&gt;</w:t>
+      </w:r>
+    </w:p>
+    <w:p>
+      <w:pPr>
+        <w:ind w:firstLine="720" w:firstLineChars="0"/>
+        <w:rPr>
+          <w:rFonts w:hint="default"/>
+          <w:sz w:val="24"/>
+          <w:szCs w:val="24"/>
+        </w:rPr>
+      </w:pPr>
+    </w:p>
+    <w:p>
+      <w:pPr>
+        <w:ind w:firstLine="720" w:firstLineChars="0"/>
+        <w:rPr>
+          <w:rFonts w:hint="default"/>
+          <w:sz w:val="24"/>
+          <w:szCs w:val="24"/>
+        </w:rPr>
+      </w:pPr>
+      <w:r>
+        <w:rPr>
+          <w:rFonts w:hint="default"/>
+          <w:sz w:val="24"/>
+          <w:szCs w:val="24"/>
+        </w:rPr>
+        <w:t>&lt;!-- Gson --&gt;</w:t>
+      </w:r>
+    </w:p>
+    <w:p>
+      <w:pPr>
+        <w:ind w:firstLine="720" w:firstLineChars="0"/>
+        <w:rPr>
+          <w:rFonts w:hint="default"/>
+          <w:sz w:val="24"/>
+          <w:szCs w:val="24"/>
+        </w:rPr>
+      </w:pPr>
+      <w:r>
+        <w:rPr>
+          <w:rFonts w:hint="default"/>
+          <w:sz w:val="24"/>
+          <w:szCs w:val="24"/>
+        </w:rPr>
+        <w:t>&lt;dependency&gt;</w:t>
+      </w:r>
+    </w:p>
+    <w:p>
+      <w:pPr>
+        <w:ind w:firstLine="720" w:firstLineChars="0"/>
+        <w:rPr>
+          <w:rFonts w:hint="default"/>
+          <w:sz w:val="24"/>
+          <w:szCs w:val="24"/>
+        </w:rPr>
+      </w:pPr>
+      <w:r>
+        <w:rPr>
+          <w:rFonts w:hint="default"/>
+          <w:sz w:val="24"/>
+          <w:szCs w:val="24"/>
+        </w:rPr>
+        <w:t>&lt;groupId&gt;com.google.code.gson&lt;/groupId&gt;</w:t>
+      </w:r>
+    </w:p>
+    <w:p>
+      <w:pPr>
+        <w:ind w:firstLine="720" w:firstLineChars="0"/>
+        <w:rPr>
+          <w:rFonts w:hint="default"/>
+          <w:sz w:val="24"/>
+          <w:szCs w:val="24"/>
+        </w:rPr>
+      </w:pPr>
+      <w:r>
+        <w:rPr>
+          <w:rFonts w:hint="default"/>
+          <w:sz w:val="24"/>
+          <w:szCs w:val="24"/>
+        </w:rPr>
+        <w:t>&lt;artifactId&gt;gson&lt;/artifactId&gt;</w:t>
+      </w:r>
+    </w:p>
+    <w:p>
+      <w:pPr>
+        <w:ind w:firstLine="720" w:firstLineChars="0"/>
+        <w:rPr>
+          <w:rFonts w:hint="default"/>
+          <w:sz w:val="24"/>
+          <w:szCs w:val="24"/>
+        </w:rPr>
+      </w:pPr>
+      <w:r>
+        <w:rPr>
+          <w:rFonts w:hint="default"/>
+          <w:sz w:val="24"/>
+          <w:szCs w:val="24"/>
+        </w:rPr>
+        <w:t>&lt;version&gt;2.10.1&lt;/version&gt;</w:t>
+      </w:r>
+    </w:p>
+    <w:p>
+      <w:pPr>
+        <w:ind w:firstLine="720" w:firstLineChars="0"/>
+        <w:rPr>
+          <w:rFonts w:hint="default"/>
+          <w:sz w:val="24"/>
+          <w:szCs w:val="24"/>
+        </w:rPr>
+      </w:pPr>
+      <w:r>
+        <w:rPr>
+          <w:rFonts w:hint="default"/>
+          <w:sz w:val="24"/>
+          <w:szCs w:val="24"/>
+        </w:rPr>
+        <w:t>&lt;/dependency&gt;</w:t>
+      </w:r>
+    </w:p>
+    <w:p>
+      <w:pPr>
+        <w:ind w:firstLine="720" w:firstLineChars="0"/>
+        <w:rPr>
+          <w:rFonts w:hint="default"/>
+          <w:sz w:val="24"/>
+          <w:szCs w:val="24"/>
+        </w:rPr>
+      </w:pPr>
+    </w:p>
+    <w:p>
+      <w:pPr>
+        <w:ind w:firstLine="720" w:firstLineChars="0"/>
+        <w:rPr>
+          <w:rFonts w:hint="default"/>
+          <w:sz w:val="24"/>
+          <w:szCs w:val="24"/>
+        </w:rPr>
+      </w:pPr>
+      <w:r>
+        <w:rPr>
+          <w:rFonts w:hint="default"/>
+          <w:sz w:val="24"/>
+          <w:szCs w:val="24"/>
+        </w:rPr>
+        <w:t>&lt;!-- org.json --&gt;</w:t>
+      </w:r>
+    </w:p>
+    <w:p>
+      <w:pPr>
+        <w:ind w:firstLine="720" w:firstLineChars="0"/>
+        <w:rPr>
+          <w:rFonts w:hint="default"/>
+          <w:sz w:val="24"/>
+          <w:szCs w:val="24"/>
+        </w:rPr>
+      </w:pPr>
+      <w:r>
+        <w:rPr>
+          <w:rFonts w:hint="default"/>
+          <w:sz w:val="24"/>
+          <w:szCs w:val="24"/>
+        </w:rPr>
+        <w:t>&lt;dependency&gt;</w:t>
+      </w:r>
+    </w:p>
+    <w:p>
+      <w:pPr>
+        <w:ind w:firstLine="720" w:firstLineChars="0"/>
+        <w:rPr>
+          <w:rFonts w:hint="default"/>
+          <w:sz w:val="24"/>
+          <w:szCs w:val="24"/>
+        </w:rPr>
+      </w:pPr>
+      <w:r>
+        <w:rPr>
+          <w:rFonts w:hint="default"/>
+          <w:sz w:val="24"/>
+          <w:szCs w:val="24"/>
+        </w:rPr>
+        <w:t>&lt;groupId&gt;org.json&lt;/groupId&gt;</w:t>
+      </w:r>
+    </w:p>
+    <w:p>
+      <w:pPr>
+        <w:ind w:firstLine="720" w:firstLineChars="0"/>
+        <w:rPr>
+          <w:rFonts w:hint="default"/>
+          <w:sz w:val="24"/>
+          <w:szCs w:val="24"/>
+        </w:rPr>
+      </w:pPr>
+      <w:r>
+        <w:rPr>
+          <w:rFonts w:hint="default"/>
+          <w:sz w:val="24"/>
+          <w:szCs w:val="24"/>
+        </w:rPr>
+        <w:t>&lt;artifactId&gt;json&lt;/artifactId&gt;</w:t>
+      </w:r>
+    </w:p>
+    <w:p>
+      <w:pPr>
+        <w:ind w:firstLine="720" w:firstLineChars="0"/>
+        <w:rPr>
+          <w:rFonts w:hint="default"/>
+          <w:sz w:val="24"/>
+          <w:szCs w:val="24"/>
+        </w:rPr>
+      </w:pPr>
+      <w:r>
+        <w:rPr>
+          <w:rFonts w:hint="default"/>
+          <w:sz w:val="24"/>
+          <w:szCs w:val="24"/>
+        </w:rPr>
+        <w:t>&lt;version&gt;20231013&lt;/version&gt;</w:t>
+      </w:r>
+    </w:p>
+    <w:p>
+      <w:pPr>
+        <w:ind w:firstLine="720" w:firstLineChars="0"/>
+        <w:rPr>
+          <w:rFonts w:hint="default"/>
+          <w:sz w:val="24"/>
+          <w:szCs w:val="24"/>
+        </w:rPr>
+      </w:pPr>
+      <w:r>
+        <w:rPr>
+          <w:rFonts w:hint="default"/>
+          <w:sz w:val="24"/>
+          <w:szCs w:val="24"/>
+        </w:rPr>
+        <w:t>&lt;/dependency&gt;</w:t>
+      </w:r>
+    </w:p>
+    <w:p>
+      <w:pPr>
+        <w:ind w:firstLine="720" w:firstLineChars="0"/>
+        <w:rPr>
+          <w:rFonts w:hint="default"/>
+          <w:sz w:val="24"/>
+          <w:szCs w:val="24"/>
+        </w:rPr>
+      </w:pPr>
+    </w:p>
+    <w:p>
+      <w:pPr>
+        <w:ind w:firstLine="720" w:firstLineChars="0"/>
+        <w:rPr>
+          <w:rFonts w:hint="default"/>
+          <w:sz w:val="24"/>
+          <w:szCs w:val="24"/>
+        </w:rPr>
+      </w:pPr>
+      <w:r>
+        <w:rPr>
+          <w:rFonts w:hint="default"/>
+          <w:sz w:val="24"/>
+          <w:szCs w:val="24"/>
+        </w:rPr>
+        <w:t>&lt;/dependencies&gt;</w:t>
+      </w:r>
+    </w:p>
+    <w:p>
+      <w:pPr>
+        <w:ind w:firstLine="720" w:firstLineChars="0"/>
+        <w:rPr>
+          <w:rFonts w:hint="default"/>
+          <w:sz w:val="24"/>
+          <w:szCs w:val="24"/>
+        </w:rPr>
+      </w:pPr>
+    </w:p>
+    <w:p>
+      <w:pPr>
+        <w:ind w:firstLine="720" w:firstLineChars="0"/>
+        <w:rPr>
+          <w:rFonts w:hint="default"/>
+          <w:sz w:val="24"/>
+          <w:szCs w:val="24"/>
+        </w:rPr>
+      </w:pPr>
+      <w:r>
+        <w:rPr>
+          <w:rFonts w:hint="default"/>
+          <w:sz w:val="24"/>
+          <w:szCs w:val="24"/>
+        </w:rPr>
+        <w:t>&lt;build&gt;</w:t>
+      </w:r>
+    </w:p>
+    <w:p>
+      <w:pPr>
+        <w:ind w:firstLine="720" w:firstLineChars="0"/>
+        <w:rPr>
+          <w:rFonts w:hint="default"/>
+          <w:sz w:val="24"/>
+          <w:szCs w:val="24"/>
+        </w:rPr>
+      </w:pPr>
+      <w:r>
+        <w:rPr>
+          <w:rFonts w:hint="default"/>
+          <w:sz w:val="24"/>
+          <w:szCs w:val="24"/>
+        </w:rPr>
+        <w:t>&lt;plugins&gt;</w:t>
+      </w:r>
+    </w:p>
+    <w:p>
+      <w:pPr>
+        <w:ind w:firstLine="720" w:firstLineChars="0"/>
+        <w:rPr>
+          <w:rFonts w:hint="default"/>
+          <w:sz w:val="24"/>
+          <w:szCs w:val="24"/>
+        </w:rPr>
+      </w:pPr>
+    </w:p>
+    <w:p>
+      <w:pPr>
+        <w:ind w:firstLine="720" w:firstLineChars="0"/>
+        <w:rPr>
+          <w:rFonts w:hint="default"/>
+          <w:sz w:val="24"/>
+          <w:szCs w:val="24"/>
+        </w:rPr>
+      </w:pPr>
+      <w:r>
+        <w:rPr>
+          <w:rFonts w:hint="default"/>
+          <w:sz w:val="24"/>
+          <w:szCs w:val="24"/>
+        </w:rPr>
+        <w:t>&lt;!-- Java 17 --&gt;</w:t>
+      </w:r>
+    </w:p>
+    <w:p>
+      <w:pPr>
+        <w:ind w:firstLine="720" w:firstLineChars="0"/>
+        <w:rPr>
+          <w:rFonts w:hint="default"/>
+          <w:sz w:val="24"/>
+          <w:szCs w:val="24"/>
+        </w:rPr>
+      </w:pPr>
+      <w:r>
+        <w:rPr>
+          <w:rFonts w:hint="default"/>
+          <w:sz w:val="24"/>
+          <w:szCs w:val="24"/>
+        </w:rPr>
+        <w:t>&lt;plugin&gt;</w:t>
+      </w:r>
+    </w:p>
+    <w:p>
+      <w:pPr>
+        <w:ind w:firstLine="720" w:firstLineChars="0"/>
+        <w:rPr>
+          <w:rFonts w:hint="default"/>
+          <w:sz w:val="24"/>
+          <w:szCs w:val="24"/>
+        </w:rPr>
+      </w:pPr>
+      <w:r>
+        <w:rPr>
+          <w:rFonts w:hint="default"/>
+          <w:sz w:val="24"/>
+          <w:szCs w:val="24"/>
+        </w:rPr>
+        <w:t>&lt;groupId&gt;org.apache.maven.plugins&lt;/groupId&gt;</w:t>
+      </w:r>
+    </w:p>
+    <w:p>
+      <w:pPr>
+        <w:ind w:firstLine="720" w:firstLineChars="0"/>
+        <w:rPr>
+          <w:rFonts w:hint="default"/>
+          <w:sz w:val="24"/>
+          <w:szCs w:val="24"/>
+        </w:rPr>
+      </w:pPr>
+      <w:r>
+        <w:rPr>
+          <w:rFonts w:hint="default"/>
+          <w:sz w:val="24"/>
+          <w:szCs w:val="24"/>
+        </w:rPr>
+        <w:t>&lt;artifactId&gt;maven-compiler-plugin&lt;/artifactId&gt;</w:t>
+      </w:r>
+    </w:p>
+    <w:p>
+      <w:pPr>
+        <w:ind w:firstLine="720" w:firstLineChars="0"/>
+        <w:rPr>
+          <w:rFonts w:hint="default"/>
+          <w:sz w:val="24"/>
+          <w:szCs w:val="24"/>
+        </w:rPr>
+      </w:pPr>
+      <w:r>
+        <w:rPr>
+          <w:rFonts w:hint="default"/>
+          <w:sz w:val="24"/>
+          <w:szCs w:val="24"/>
+        </w:rPr>
+        <w:t>&lt;version&gt;3.11.0&lt;/version&gt;</w:t>
+      </w:r>
+    </w:p>
+    <w:p>
+      <w:pPr>
+        <w:ind w:firstLine="720" w:firstLineChars="0"/>
+        <w:rPr>
+          <w:rFonts w:hint="default"/>
+          <w:sz w:val="24"/>
+          <w:szCs w:val="24"/>
+        </w:rPr>
+      </w:pPr>
+    </w:p>
+    <w:p>
+      <w:pPr>
+        <w:ind w:firstLine="720" w:firstLineChars="0"/>
+        <w:rPr>
+          <w:rFonts w:hint="default"/>
+          <w:sz w:val="24"/>
+          <w:szCs w:val="24"/>
+        </w:rPr>
+      </w:pPr>
+      <w:r>
+        <w:rPr>
+          <w:rFonts w:hint="default"/>
+          <w:sz w:val="24"/>
+          <w:szCs w:val="24"/>
+        </w:rPr>
+        <w:t>&lt;configuration&gt;</w:t>
+      </w:r>
+    </w:p>
+    <w:p>
+      <w:pPr>
+        <w:ind w:firstLine="720" w:firstLineChars="0"/>
+        <w:rPr>
+          <w:rFonts w:hint="default"/>
+          <w:sz w:val="24"/>
+          <w:szCs w:val="24"/>
+        </w:rPr>
+      </w:pPr>
+      <w:r>
+        <w:rPr>
+          <w:rFonts w:hint="default"/>
+          <w:sz w:val="24"/>
+          <w:szCs w:val="24"/>
+        </w:rPr>
+        <w:t>&lt;source&gt;17&lt;/source&gt;</w:t>
+      </w:r>
+    </w:p>
+    <w:p>
+      <w:pPr>
+        <w:ind w:firstLine="720" w:firstLineChars="0"/>
+        <w:rPr>
+          <w:rFonts w:hint="default"/>
+          <w:sz w:val="24"/>
+          <w:szCs w:val="24"/>
+        </w:rPr>
+      </w:pPr>
+      <w:r>
+        <w:rPr>
+          <w:rFonts w:hint="default"/>
+          <w:sz w:val="24"/>
+          <w:szCs w:val="24"/>
+        </w:rPr>
+        <w:t>&lt;target&gt;17&lt;/target&gt;</w:t>
+      </w:r>
+    </w:p>
+    <w:p>
+      <w:pPr>
+        <w:ind w:firstLine="720" w:firstLineChars="0"/>
+        <w:rPr>
+          <w:rFonts w:hint="default"/>
+          <w:sz w:val="24"/>
+          <w:szCs w:val="24"/>
+        </w:rPr>
+      </w:pPr>
+      <w:r>
+        <w:rPr>
+          <w:rFonts w:hint="default"/>
+          <w:sz w:val="24"/>
+          <w:szCs w:val="24"/>
+        </w:rPr>
+        <w:t>&lt;/configuration&gt;</w:t>
+      </w:r>
+    </w:p>
+    <w:p>
+      <w:pPr>
+        <w:ind w:firstLine="720" w:firstLineChars="0"/>
+        <w:rPr>
+          <w:rFonts w:hint="default"/>
+          <w:sz w:val="24"/>
+          <w:szCs w:val="24"/>
+        </w:rPr>
+      </w:pPr>
+    </w:p>
+    <w:p>
+      <w:pPr>
+        <w:ind w:firstLine="720" w:firstLineChars="0"/>
+        <w:rPr>
+          <w:rFonts w:hint="default"/>
+          <w:sz w:val="24"/>
+          <w:szCs w:val="24"/>
+        </w:rPr>
+      </w:pPr>
+      <w:r>
+        <w:rPr>
+          <w:rFonts w:hint="default"/>
+          <w:sz w:val="24"/>
+          <w:szCs w:val="24"/>
+        </w:rPr>
+        <w:t>&lt;/plugin&gt;</w:t>
+      </w:r>
+    </w:p>
+    <w:p>
+      <w:pPr>
+        <w:ind w:firstLine="720" w:firstLineChars="0"/>
+        <w:rPr>
+          <w:rFonts w:hint="default"/>
+          <w:sz w:val="24"/>
+          <w:szCs w:val="24"/>
+        </w:rPr>
+      </w:pPr>
+    </w:p>
+    <w:p>
+      <w:pPr>
+        <w:ind w:firstLine="720" w:firstLineChars="0"/>
+        <w:rPr>
+          <w:rFonts w:hint="default"/>
+          <w:sz w:val="24"/>
+          <w:szCs w:val="24"/>
+        </w:rPr>
+      </w:pPr>
+      <w:r>
+        <w:rPr>
+          <w:rFonts w:hint="default"/>
+          <w:sz w:val="24"/>
+          <w:szCs w:val="24"/>
+        </w:rPr>
+        <w:t>&lt;/plugins&gt;</w:t>
+      </w:r>
+    </w:p>
+    <w:p>
+      <w:pPr>
+        <w:ind w:firstLine="720" w:firstLineChars="0"/>
+        <w:rPr>
+          <w:rFonts w:hint="default"/>
+          <w:sz w:val="24"/>
+          <w:szCs w:val="24"/>
+        </w:rPr>
+      </w:pPr>
+      <w:r>
+        <w:rPr>
+          <w:rFonts w:hint="default"/>
+          <w:sz w:val="24"/>
+          <w:szCs w:val="24"/>
+        </w:rPr>
+        <w:t>&lt;/build&gt;</w:t>
+      </w:r>
+    </w:p>
+    <w:p>
+      <w:pPr>
+        <w:ind w:firstLine="720" w:firstLineChars="0"/>
+        <w:rPr>
+          <w:rFonts w:hint="default"/>
+          <w:sz w:val="24"/>
+          <w:szCs w:val="24"/>
+        </w:rPr>
+      </w:pPr>
+    </w:p>
+    <w:p>
+      <w:pPr>
+        <w:ind w:firstLine="720" w:firstLineChars="0"/>
+        <w:rPr>
+          <w:rFonts w:hint="default"/>
+          <w:sz w:val="24"/>
+          <w:szCs w:val="24"/>
+        </w:rPr>
+      </w:pPr>
+      <w:r>
+        <w:rPr>
+          <w:rFonts w:hint="default"/>
+          <w:sz w:val="24"/>
+          <w:szCs w:val="24"/>
+        </w:rPr>
+        <w:t>&lt;/project&gt;</w:t>
+      </w:r>
+    </w:p>
+    <w:p>
+      <w:pPr>
+        <w:ind w:firstLine="720" w:firstLineChars="0"/>
+        <w:rPr>
+          <w:rFonts w:hint="default"/>
+          <w:sz w:val="24"/>
+          <w:szCs w:val="24"/>
+        </w:rPr>
+      </w:pPr>
       <w:r>
         <w:rPr>
           <w:rFonts w:hint="default"/>
@@ -6506,7 +6721,16 @@
       <w:lang w:val="en-US" w:eastAsia="zh-CN" w:bidi="ar"/>
     </w:rPr>
   </w:style>
-  <w:style w:type="paragraph" w:styleId="9">
+  <w:style w:type="character" w:styleId="9">
+    <w:name w:val="Hyperlink"/>
+    <w:basedOn w:val="5"/>
+    <w:uiPriority w:val="0"/>
+    <w:rPr>
+      <w:color w:val="0000FF"/>
+      <w:u w:val="single"/>
+    </w:rPr>
+  </w:style>
+  <w:style w:type="paragraph" w:styleId="10">
     <w:name w:val="Normal (Web)"/>
     <w:qFormat/>
     <w:uiPriority w:val="0"/>
